--- a/test_data/smlouva2_anon.docx
+++ b/test_data/smlouva2_anon.docx
@@ -21,7 +21,50 @@
         <w:jc w:val="left"/>
       </w:pPr>
       <w:r>
-        <w:t>NÁJEMNÍ SMLOUVA (o nájmu bytu podle § 2201 a násl. zákona č. 89/2012 Sb., občanský zákoník) Délka dokumentu odpovídá přibližně pěti stranám formátu A4 při běžném řádkování a velikosti písma 11–12 pt.</w:t>
+        <w:rPr>
+          <w:rFonts w:ascii="Aptos" w:hAnsi="Aptos" w:eastAsia="Aptos"/>
+          <w:b/>
+          <w:i w:val="0"/>
+          <w:color w:val="000000"/>
+          <w:sz w:val="22"/>
+        </w:rPr>
+        <w:t xml:space="preserve">NÁJEMNÍ SMLOUVA </w:t>
+      </w:r>
+      <w:r>
+        <w:br/>
+      </w:r>
+      <w:r>
+        <w:rPr>
+          <w:rFonts w:ascii="Aptos" w:hAnsi="Aptos" w:eastAsia="Aptos"/>
+          <w:b w:val="0"/>
+          <w:i w:val="0"/>
+          <w:color w:val="000000"/>
+          <w:sz w:val="22"/>
+        </w:rPr>
+        <w:t xml:space="preserve">(o nájmu bytu podle § 2201 a násl. zákona č. 89/2012 Sb., občanský zákoník) </w:t>
+      </w:r>
+      <w:r>
+        <w:br/>
+      </w:r>
+      <w:r>
+        <w:rPr>
+          <w:rFonts w:ascii="Aptos" w:hAnsi="Aptos" w:eastAsia="Aptos"/>
+          <w:b w:val="0"/>
+          <w:i/>
+          <w:color w:val="000000"/>
+          <w:sz w:val="22"/>
+        </w:rPr>
+        <w:t xml:space="preserve">Délka dokumentu odpovídá přibližně pěti stranám formátu A4 při běžném řádkování a velikosti </w:t>
+      </w:r>
+      <w:r>
+        <w:rPr>
+          <w:rFonts w:ascii="Aptos" w:hAnsi="Aptos" w:eastAsia="Aptos"/>
+          <w:b w:val="0"/>
+          <w:i/>
+          <w:color w:val="000000"/>
+          <w:sz w:val="22"/>
+        </w:rPr>
+        <w:t>písma 11–12 pt.</w:t>
       </w:r>
     </w:p>
     <w:p>
@@ -34,7 +77,14 @@
         <w:jc w:val="left"/>
       </w:pPr>
       <w:r>
-        <w:t>1 Smluvní strany</w:t>
+        <w:rPr>
+          <w:rFonts w:ascii="Aptos" w:hAnsi="Aptos" w:eastAsia="Aptos"/>
+          <w:b/>
+          <w:i w:val="0"/>
+          <w:color w:val="000000"/>
+          <w:sz w:val="22"/>
+        </w:rPr>
+        <w:t xml:space="preserve">1 Smluvní strany </w:t>
       </w:r>
     </w:p>
     <w:tbl>
@@ -107,7 +157,14 @@
               <w:jc w:val="left"/>
             </w:pPr>
             <w:r>
-              <w:t>Pronajímatel</w:t>
+              <w:rPr>
+                <w:rFonts w:ascii="Aptos" w:hAnsi="Aptos" w:eastAsia="Aptos"/>
+                <w:b/>
+                <w:i w:val="0"/>
+                <w:color w:val="000000"/>
+                <w:sz w:val="22"/>
+              </w:rPr>
+              <w:t xml:space="preserve">Pronajímatel </w:t>
             </w:r>
           </w:p>
         </w:tc>
@@ -130,7 +187,14 @@
               <w:jc w:val="left"/>
             </w:pPr>
             <w:r>
-              <w:t>Nájemce</w:t>
+              <w:rPr>
+                <w:rFonts w:ascii="Aptos" w:hAnsi="Aptos" w:eastAsia="Aptos"/>
+                <w:b/>
+                <w:i w:val="0"/>
+                <w:color w:val="000000"/>
+                <w:sz w:val="22"/>
+              </w:rPr>
+              <w:t xml:space="preserve">Nájemce </w:t>
             </w:r>
           </w:p>
         </w:tc>
@@ -166,7 +230,7 @@
               <w:jc w:val="left"/>
             </w:pPr>
             <w:r>
-              <w:t>[[PERSON_5]]</w:t>
+              <w:t>[[PERSON_2]]</w:t>
             </w:r>
           </w:p>
         </w:tc>
@@ -189,7 +253,7 @@
               <w:jc w:val="left"/>
             </w:pPr>
             <w:r>
-              <w:t>[[PERSON_4]]</w:t>
+              <w:t>[[PERSON_1]]</w:t>
             </w:r>
           </w:p>
         </w:tc>
@@ -247,7 +311,7 @@
               <w:jc w:val="left"/>
             </w:pPr>
             <w:r>
-              <w:t>[[DATE_7]]</w:t>
+              <w:t xml:space="preserve">[[DATE_7]] </w:t>
             </w:r>
           </w:p>
         </w:tc>
@@ -270,7 +334,7 @@
               <w:jc w:val="left"/>
             </w:pPr>
             <w:r>
-              <w:t>[[DATE_8]]</w:t>
+              <w:t xml:space="preserve">[[DATE_8]] </w:t>
             </w:r>
           </w:p>
         </w:tc>
@@ -298,7 +362,14 @@
               <w:jc w:val="left"/>
             </w:pPr>
             <w:r>
-              <w:t>Adresa trvalého</w:t>
+              <w:rPr>
+                <w:rFonts w:ascii="Aptos" w:hAnsi="Aptos" w:eastAsia="Aptos"/>
+                <w:b/>
+                <w:i w:val="0"/>
+                <w:color w:val="000000"/>
+                <w:sz w:val="22"/>
+              </w:rPr>
+              <w:t xml:space="preserve">Adresa trvalého </w:t>
             </w:r>
           </w:p>
         </w:tc>
@@ -326,7 +397,7 @@
               <w:jc w:val="left"/>
             </w:pPr>
             <w:r>
-              <w:t>[[ADDRESS_3]]</w:t>
+              <w:t>[[ADDRESS_2]]</w:t>
             </w:r>
           </w:p>
         </w:tc>
@@ -354,7 +425,7 @@
               <w:jc w:val="left"/>
             </w:pPr>
             <w:r>
-              <w:t>[[ADDRESS_4]]</w:t>
+              <w:t>[[ADDRESS_3]]</w:t>
             </w:r>
           </w:p>
         </w:tc>
@@ -463,7 +534,7 @@
               <w:jc w:val="left"/>
             </w:pPr>
             <w:r>
-              <w:t>[[BIRTH_ID_1]]</w:t>
+              <w:t xml:space="preserve">[[BIRTH_ID_1]] </w:t>
             </w:r>
           </w:p>
         </w:tc>
@@ -486,7 +557,7 @@
               <w:jc w:val="left"/>
             </w:pPr>
             <w:r>
-              <w:t>[[BIRTH_ID_2]]</w:t>
+              <w:t xml:space="preserve">[[BIRTH_ID_2]] </w:t>
             </w:r>
           </w:p>
         </w:tc>
@@ -544,7 +615,7 @@
               <w:jc w:val="left"/>
             </w:pPr>
             <w:r>
-              <w:t>[[BANK_1]]</w:t>
+              <w:t xml:space="preserve">[[BANK_1]] </w:t>
             </w:r>
           </w:p>
         </w:tc>
@@ -567,7 +638,7 @@
               <w:jc w:val="left"/>
             </w:pPr>
             <w:r>
-              <w:t>[[BANK_2]]</w:t>
+              <w:t xml:space="preserve">[[BANK_2]] </w:t>
             </w:r>
           </w:p>
         </w:tc>
@@ -630,7 +701,7 @@
               <w:jc w:val="left"/>
             </w:pPr>
             <w:r>
-              <w:t>[[PHONE_1]] /</w:t>
+              <w:t xml:space="preserve">[[PHONE_1]] / </w:t>
             </w:r>
           </w:p>
         </w:tc>
@@ -653,7 +724,7 @@
               <w:jc w:val="left"/>
             </w:pPr>
             <w:r>
-              <w:t>[[PHONE_2]] /</w:t>
+              <w:t xml:space="preserve">[[PHONE_2]] / </w:t>
             </w:r>
           </w:p>
         </w:tc>
@@ -762,7 +833,16 @@
         <w:jc w:val="left"/>
       </w:pPr>
       <w:r>
-        <w:t>2 Předmět nájmu 1.Pronajímatel přenechává Nájemci do užívání bytovou jednotku č. 12 o celkové výměře 63 m² nacházející se v 2. [[ADDRESS_1]] (dále jen „Byt“).</w:t>
+        <w:t xml:space="preserve">2 Předmět nájmu </w:t>
+        <w:br/>
+        <w:tab/>
+        <w:t xml:space="preserve">1.Pronajímatel přenechává Nájemci do užívání bytovou jednotku č. 12 o celkové výměře </w:t>
+        <w:tab/>
+        <w:tab/>
+        <w:t xml:space="preserve">63 m² nacházející se v 2. NP domu [[ADDRESS_1]] (dále jen </w:t>
+        <w:tab/>
+        <w:tab/>
+        <w:t xml:space="preserve">„Byt“). </w:t>
       </w:r>
     </w:p>
     <w:p>
@@ -778,7 +858,37 @@
         <w:jc w:val="left"/>
       </w:pPr>
       <w:r>
-        <w:t>2.K Bytu náleží sklepní kóje č. 12 o výměře 3 m² a společné prostory domu (kolárna, kočárkárna, sušárna).</w:t>
+        <w:rPr>
+          <w:rFonts w:ascii="Aptos" w:hAnsi="Aptos" w:eastAsia="Aptos"/>
+          <w:b w:val="0"/>
+          <w:i w:val="0"/>
+          <w:color w:val="000000"/>
+          <w:sz w:val="22"/>
+        </w:rPr>
+        <w:t>2.</w:t>
+      </w:r>
+      <w:r>
+        <w:rPr>
+          <w:rFonts w:ascii="Aptos" w:hAnsi="Aptos" w:eastAsia="Aptos"/>
+          <w:b w:val="0"/>
+          <w:i w:val="0"/>
+          <w:color w:val="000000"/>
+          <w:sz w:val="22"/>
+        </w:rPr>
+        <w:t xml:space="preserve">K Bytu náleží sklepní kóje č. 12 o výměře 3 m² a společné prostory domu (kolárna, </w:t>
+      </w:r>
+      <w:r>
+        <w:tab/>
+      </w:r>
+      <w:r>
+        <w:rPr>
+          <w:rFonts w:ascii="Aptos" w:hAnsi="Aptos" w:eastAsia="Aptos"/>
+          <w:b w:val="0"/>
+          <w:i w:val="0"/>
+          <w:color w:val="000000"/>
+          <w:sz w:val="22"/>
+        </w:rPr>
+        <w:t xml:space="preserve">kočárkárna, sušárna). </w:t>
       </w:r>
     </w:p>
     <w:p>
@@ -791,7 +901,24 @@
         <w:jc w:val="center"/>
       </w:pPr>
       <w:r>
-        <w:t>3.Byt je vybaven movitými věcmi uvedenými v příloze č. 1 této smlouvy (Inventární list).</w:t>
+        <w:rPr>
+          <w:rFonts w:ascii="Aptos" w:hAnsi="Aptos" w:eastAsia="Aptos"/>
+          <w:b w:val="0"/>
+          <w:i w:val="0"/>
+          <w:color w:val="000000"/>
+          <w:sz w:val="22"/>
+        </w:rPr>
+        <w:t>3.</w:t>
+      </w:r>
+      <w:r>
+        <w:rPr>
+          <w:rFonts w:ascii="Aptos" w:hAnsi="Aptos" w:eastAsia="Aptos"/>
+          <w:b w:val="0"/>
+          <w:i w:val="0"/>
+          <w:color w:val="000000"/>
+          <w:sz w:val="22"/>
+        </w:rPr>
+        <w:t xml:space="preserve">Byt je vybaven movitými věcmi uvedenými v příloze č. 1 této smlouvy (Inventární list). </w:t>
       </w:r>
     </w:p>
     <w:p>
@@ -807,7 +934,10 @@
         <w:jc w:val="left"/>
       </w:pPr>
       <w:r>
-        <w:t>3 Doba nájmu 1.Nájem se sjednává na dobu určitou od [[DATE_1]] do [[DATE_2]].</w:t>
+        <w:t xml:space="preserve">3 Doba nájmu </w:t>
+        <w:br/>
+        <w:tab/>
+        <w:t xml:space="preserve">1.Nájem se sjednává na dobu určitou od [[DATE_1]] do [[DATE_2]]. </w:t>
       </w:r>
     </w:p>
     <w:p>
@@ -820,7 +950,64 @@
         <w:jc w:val="left"/>
       </w:pPr>
       <w:r>
-        <w:t>2.Pokud žádná ze Smluvních stran písemně neoznámí druhé straně nejpozději 2 měsíce před uplynutím doby nájmu, že na nástavě netrvá, nájem se automaticky prodlužuje o další jeden rok za stejných podmínek.</w:t>
+        <w:rPr>
+          <w:rFonts w:ascii="Aptos" w:hAnsi="Aptos" w:eastAsia="Aptos"/>
+          <w:b w:val="0"/>
+          <w:i w:val="0"/>
+          <w:color w:val="000000"/>
+          <w:sz w:val="22"/>
+        </w:rPr>
+        <w:t>2.</w:t>
+      </w:r>
+      <w:r>
+        <w:rPr>
+          <w:rFonts w:ascii="Aptos" w:hAnsi="Aptos" w:eastAsia="Aptos"/>
+          <w:b w:val="0"/>
+          <w:i w:val="0"/>
+          <w:color w:val="000000"/>
+          <w:sz w:val="22"/>
+        </w:rPr>
+        <w:t xml:space="preserve">Pokud žádná ze Smluvních stran písemně neoznámí druhé straně nejpozději 2 měsíce </w:t>
+      </w:r>
+      <w:r>
+        <w:rPr>
+          <w:rFonts w:ascii="Aptos" w:hAnsi="Aptos" w:eastAsia="Aptos"/>
+          <w:b w:val="0"/>
+          <w:i w:val="0"/>
+          <w:color w:val="000000"/>
+          <w:sz w:val="22"/>
+        </w:rPr>
+        <w:t xml:space="preserve">před uplynutím doby nájmu, že na nástavě netrvá, nájem se </w:t>
+      </w:r>
+      <w:r>
+        <w:rPr>
+          <w:rFonts w:ascii="Aptos" w:hAnsi="Aptos" w:eastAsia="Aptos"/>
+          <w:b/>
+          <w:i w:val="0"/>
+          <w:color w:val="000000"/>
+          <w:sz w:val="22"/>
+        </w:rPr>
+        <w:t>automaticky prodlužuje</w:t>
+      </w:r>
+      <w:r>
+        <w:rPr>
+          <w:rFonts w:ascii="Aptos" w:hAnsi="Aptos" w:eastAsia="Aptos"/>
+          <w:b w:val="0"/>
+          <w:i w:val="0"/>
+          <w:color w:val="000000"/>
+          <w:sz w:val="22"/>
+        </w:rPr>
+        <w:t xml:space="preserve"> o </w:t>
+      </w:r>
+      <w:r>
+        <w:rPr>
+          <w:rFonts w:ascii="Aptos" w:hAnsi="Aptos" w:eastAsia="Aptos"/>
+          <w:b w:val="0"/>
+          <w:i w:val="0"/>
+          <w:color w:val="000000"/>
+          <w:sz w:val="22"/>
+        </w:rPr>
+        <w:t xml:space="preserve">další jeden rok za stejných podmínek. </w:t>
       </w:r>
     </w:p>
     <w:p>
@@ -833,12 +1020,25 @@
         <w:jc w:val="left"/>
       </w:pPr>
       <w:r>
-        <w:t>4 Nájemné a platební podmínky</w:t>
+        <w:rPr>
+          <w:rFonts w:ascii="Aptos" w:hAnsi="Aptos" w:eastAsia="Aptos"/>
+          <w:b/>
+          <w:i w:val="0"/>
+          <w:color w:val="000000"/>
+          <w:sz w:val="22"/>
+        </w:rPr>
+        <w:t xml:space="preserve">4 Nájemné a platební podmínky </w:t>
       </w:r>
     </w:p>
     <w:p>
       <w:pPr>
         <w:sectPr>
+          <w:headerReference w:type="default" r:id="rId9"/>
+          <w:footerReference w:type="default" r:id="rId10"/>
+          <w:headerReference w:type="first" r:id="rId11"/>
+          <w:footerReference w:type="first" r:id="rId12"/>
+          <w:headerReference w:type="even" r:id="rId13"/>
+          <w:footerReference w:type="even" r:id="rId14"/>
           <w:pgSz w:w="11906" w:h="16838"/>
           <w:pgMar w:top="814" w:right="1420" w:bottom="782" w:left="1440" w:header="720" w:footer="720" w:gutter="0"/>
           <w:cols/>
@@ -865,7 +1065,14 @@
         <w:jc w:val="left"/>
       </w:pPr>
       <w:r>
-        <w:t>4.1 Výše nájemného</w:t>
+        <w:rPr>
+          <w:rFonts w:ascii="Aptos" w:hAnsi="Aptos" w:eastAsia="Aptos"/>
+          <w:b/>
+          <w:i w:val="0"/>
+          <w:color w:val="000000"/>
+          <w:sz w:val="22"/>
+        </w:rPr>
+        <w:t xml:space="preserve">4.1 Výše nájemného </w:t>
       </w:r>
     </w:p>
     <w:p>
@@ -881,9 +1088,37 @@
         <w:jc w:val="left"/>
       </w:pPr>
       <w:r>
+        <w:rPr>
+          <w:rFonts w:ascii="Symbol" w:hAnsi="Symbol" w:eastAsia="Symbol"/>
+          <w:b w:val="0"/>
+          <w:i w:val="0"/>
+          <w:color w:val="000000"/>
+          <w:sz w:val="20"/>
+        </w:rPr>
         <w:t>•</w:t>
+      </w:r>
+      <w:r>
         <w:tab/>
-        <w:t>Měsíční nájemné: 14 500 Kč</w:t>
+      </w:r>
+      <w:r>
+        <w:rPr>
+          <w:rFonts w:ascii="Aptos" w:hAnsi="Aptos" w:eastAsia="Aptos"/>
+          <w:b/>
+          <w:i w:val="0"/>
+          <w:color w:val="000000"/>
+          <w:sz w:val="22"/>
+        </w:rPr>
+        <w:t>Měsíční nájemné:</w:t>
+      </w:r>
+      <w:r>
+        <w:rPr>
+          <w:rFonts w:ascii="Aptos" w:hAnsi="Aptos" w:eastAsia="Aptos"/>
+          <w:b w:val="0"/>
+          <w:i w:val="0"/>
+          <w:color w:val="000000"/>
+          <w:sz w:val="22"/>
+        </w:rPr>
+        <w:t xml:space="preserve"> 14 500 Kč </w:t>
       </w:r>
     </w:p>
     <w:p>
@@ -899,9 +1134,37 @@
         <w:jc w:val="left"/>
       </w:pPr>
       <w:r>
+        <w:rPr>
+          <w:rFonts w:ascii="Symbol" w:hAnsi="Symbol" w:eastAsia="Symbol"/>
+          <w:b w:val="0"/>
+          <w:i w:val="0"/>
+          <w:color w:val="000000"/>
+          <w:sz w:val="20"/>
+        </w:rPr>
         <w:t>•</w:t>
+      </w:r>
+      <w:r>
         <w:tab/>
-        <w:t>Záloha na služby spojené s užíváním bytu: 3 200 Kč</w:t>
+      </w:r>
+      <w:r>
+        <w:rPr>
+          <w:rFonts w:ascii="Aptos" w:hAnsi="Aptos" w:eastAsia="Aptos"/>
+          <w:b/>
+          <w:i w:val="0"/>
+          <w:color w:val="000000"/>
+          <w:sz w:val="22"/>
+        </w:rPr>
+        <w:t>Záloha na služby spojené s užíváním bytu:</w:t>
+      </w:r>
+      <w:r>
+        <w:rPr>
+          <w:rFonts w:ascii="Aptos" w:hAnsi="Aptos" w:eastAsia="Aptos"/>
+          <w:b w:val="0"/>
+          <w:i w:val="0"/>
+          <w:color w:val="000000"/>
+          <w:sz w:val="22"/>
+        </w:rPr>
+        <w:t xml:space="preserve"> 3 200 Kč </w:t>
       </w:r>
     </w:p>
     <w:p>
@@ -960,7 +1223,14 @@
         <w:jc w:val="left"/>
       </w:pPr>
       <w:r>
-        <w:t>4.2 Platební kalendář</w:t>
+        <w:rPr>
+          <w:rFonts w:ascii="Aptos" w:hAnsi="Aptos" w:eastAsia="Aptos"/>
+          <w:b/>
+          <w:i w:val="0"/>
+          <w:color w:val="000000"/>
+          <w:sz w:val="22"/>
+        </w:rPr>
+        <w:t xml:space="preserve">4.2 Platební kalendář </w:t>
       </w:r>
     </w:p>
     <w:p>
@@ -976,7 +1246,27 @@
         <w:jc w:val="left"/>
       </w:pPr>
       <w:r>
-        <w:t>Období Datum splatnosti Nájemné (Kč) Zálohy (Kč) Celkem (Kč)</w:t>
+        <w:rPr>
+          <w:rFonts w:ascii="Aptos" w:hAnsi="Aptos" w:eastAsia="Aptos"/>
+          <w:b/>
+          <w:i w:val="0"/>
+          <w:color w:val="000000"/>
+          <w:sz w:val="22"/>
+        </w:rPr>
+        <w:t xml:space="preserve">Období </w:t>
+      </w:r>
+      <w:r>
+        <w:tab/>
+      </w:r>
+      <w:r>
+        <w:rPr>
+          <w:rFonts w:ascii="Aptos" w:hAnsi="Aptos" w:eastAsia="Aptos"/>
+          <w:b/>
+          <w:i w:val="0"/>
+          <w:color w:val="000000"/>
+          <w:sz w:val="22"/>
+        </w:rPr>
+        <w:t xml:space="preserve">Datum splatnosti Nájemné (Kč) Zálohy (Kč) Celkem (Kč) </w:t>
       </w:r>
     </w:p>
     <w:p>
@@ -995,7 +1285,15 @@
         <w:jc w:val="left"/>
       </w:pPr>
       <w:r>
-        <w:t>Červen 2025 [[DATE_3]] 14 500 3 200 17 700</w:t>
+        <w:t xml:space="preserve">Červen 2025 </w:t>
+        <w:tab/>
+        <w:t xml:space="preserve">[[DATE_3]] </w:t>
+        <w:tab/>
+        <w:t xml:space="preserve">14 500 </w:t>
+        <w:tab/>
+        <w:t xml:space="preserve">3 200 </w:t>
+        <w:tab/>
+        <w:t xml:space="preserve">17 700 </w:t>
       </w:r>
     </w:p>
     <w:p>
@@ -1013,7 +1311,13 @@
         <w:jc w:val="left"/>
       </w:pPr>
       <w:r>
-        <w:t>Červenec 2025 [[DATE_4]] 14 500 3 200 17 700</w:t>
+        <w:t xml:space="preserve">Červenec 2025 [[DATE_4]] </w:t>
+        <w:tab/>
+        <w:t xml:space="preserve">14 500 </w:t>
+        <w:tab/>
+        <w:t xml:space="preserve">3 200 </w:t>
+        <w:tab/>
+        <w:t xml:space="preserve">17 700 </w:t>
       </w:r>
     </w:p>
     <w:p>
@@ -1032,7 +1336,66 @@
         <w:jc w:val="left"/>
       </w:pPr>
       <w:r>
-        <w:t>… … … … …</w:t>
+        <w:rPr>
+          <w:rFonts w:ascii="Aptos" w:hAnsi="Aptos" w:eastAsia="Aptos"/>
+          <w:b w:val="0"/>
+          <w:i w:val="0"/>
+          <w:color w:val="000000"/>
+          <w:sz w:val="22"/>
+        </w:rPr>
+        <w:t xml:space="preserve">… </w:t>
+      </w:r>
+      <w:r>
+        <w:tab/>
+      </w:r>
+      <w:r>
+        <w:rPr>
+          <w:rFonts w:ascii="Aptos" w:hAnsi="Aptos" w:eastAsia="Aptos"/>
+          <w:b w:val="0"/>
+          <w:i w:val="0"/>
+          <w:color w:val="000000"/>
+          <w:sz w:val="22"/>
+        </w:rPr>
+        <w:t xml:space="preserve">… </w:t>
+      </w:r>
+      <w:r>
+        <w:tab/>
+      </w:r>
+      <w:r>
+        <w:rPr>
+          <w:rFonts w:ascii="Aptos" w:hAnsi="Aptos" w:eastAsia="Aptos"/>
+          <w:b w:val="0"/>
+          <w:i w:val="0"/>
+          <w:color w:val="000000"/>
+          <w:sz w:val="22"/>
+        </w:rPr>
+        <w:t xml:space="preserve">… </w:t>
+      </w:r>
+      <w:r>
+        <w:tab/>
+      </w:r>
+      <w:r>
+        <w:rPr>
+          <w:rFonts w:ascii="Aptos" w:hAnsi="Aptos" w:eastAsia="Aptos"/>
+          <w:b w:val="0"/>
+          <w:i w:val="0"/>
+          <w:color w:val="000000"/>
+          <w:sz w:val="22"/>
+        </w:rPr>
+        <w:t xml:space="preserve">… </w:t>
+      </w:r>
+      <w:r>
+        <w:tab/>
+      </w:r>
+      <w:r>
+        <w:rPr>
+          <w:rFonts w:ascii="Aptos" w:hAnsi="Aptos" w:eastAsia="Aptos"/>
+          <w:b w:val="0"/>
+          <w:i w:val="0"/>
+          <w:color w:val="000000"/>
+          <w:sz w:val="22"/>
+        </w:rPr>
+        <w:t xml:space="preserve">… </w:t>
       </w:r>
     </w:p>
     <w:p>
@@ -1051,7 +1414,15 @@
         <w:jc w:val="left"/>
       </w:pPr>
       <w:r>
-        <w:t>Květen 2026 [[DATE_5]] 14 500 3 200 17 700</w:t>
+        <w:t xml:space="preserve">Květen 2026 </w:t>
+        <w:tab/>
+        <w:t xml:space="preserve">[[DATE_5]] </w:t>
+        <w:tab/>
+        <w:t xml:space="preserve">14 500 </w:t>
+        <w:tab/>
+        <w:t xml:space="preserve">3 200 </w:t>
+        <w:tab/>
+        <w:t xml:space="preserve">17 700 </w:t>
       </w:r>
     </w:p>
     <w:p>
@@ -1064,7 +1435,34 @@
         <w:jc w:val="left"/>
       </w:pPr>
       <w:r>
-        <w:t>Nájemce hradí platby měsíčně předem převodem na bankovní účet Pronajímatele uvedený v</w:t>
+        <w:rPr>
+          <w:rFonts w:ascii="Aptos" w:hAnsi="Aptos" w:eastAsia="Aptos"/>
+          <w:b w:val="0"/>
+          <w:i/>
+          <w:color w:val="000000"/>
+          <w:sz w:val="22"/>
+        </w:rPr>
+        <w:t xml:space="preserve">Nájemce hradí platby </w:t>
+      </w:r>
+      <w:r>
+        <w:rPr>
+          <w:rFonts w:ascii="Aptos" w:hAnsi="Aptos" w:eastAsia="Aptos"/>
+          <w:b/>
+          <w:i/>
+          <w:color w:val="000000"/>
+          <w:sz w:val="22"/>
+        </w:rPr>
+        <w:t>měsíčně předem</w:t>
+      </w:r>
+      <w:r>
+        <w:rPr>
+          <w:rFonts w:ascii="Aptos" w:hAnsi="Aptos" w:eastAsia="Aptos"/>
+          <w:b w:val="0"/>
+          <w:i/>
+          <w:color w:val="000000"/>
+          <w:sz w:val="22"/>
+        </w:rPr>
+        <w:t xml:space="preserve"> převodem na bankovní účet Pronajímatele uvedený v </w:t>
       </w:r>
     </w:p>
     <w:p>
@@ -1097,7 +1495,14 @@
         <w:jc w:val="left"/>
       </w:pPr>
       <w:r>
-        <w:t>Za den úhrady se považuje den připsání částky na účet Pronajímatele.</w:t>
+        <w:rPr>
+          <w:rFonts w:ascii="Aptos" w:hAnsi="Aptos" w:eastAsia="Aptos"/>
+          <w:b w:val="0"/>
+          <w:i w:val="0"/>
+          <w:color w:val="000000"/>
+          <w:sz w:val="22"/>
+        </w:rPr>
+        <w:t xml:space="preserve">Za den úhrady se považuje den připsání částky na účet Pronajímatele. </w:t>
       </w:r>
     </w:p>
     <w:p>
@@ -1110,7 +1515,14 @@
         <w:jc w:val="left"/>
       </w:pPr>
       <w:r>
-        <w:t>5 Jistota (kauce)</w:t>
+        <w:rPr>
+          <w:rFonts w:ascii="Aptos" w:hAnsi="Aptos" w:eastAsia="Aptos"/>
+          <w:b/>
+          <w:i w:val="0"/>
+          <w:color w:val="000000"/>
+          <w:sz w:val="22"/>
+        </w:rPr>
+        <w:t xml:space="preserve">5 Jistota (kauce) </w:t>
       </w:r>
     </w:p>
     <w:p>
@@ -1163,7 +1575,14 @@
         <w:jc w:val="left"/>
       </w:pPr>
       <w:r>
-        <w:t>(dvojnásobek měsíčního nájemného vč. služeb).</w:t>
+        <w:rPr>
+          <w:rFonts w:ascii="Aptos" w:hAnsi="Aptos" w:eastAsia="Aptos"/>
+          <w:b w:val="0"/>
+          <w:i w:val="0"/>
+          <w:color w:val="000000"/>
+          <w:sz w:val="22"/>
+        </w:rPr>
+        <w:t xml:space="preserve">(dvojnásobek měsíčního nájemného vč. služeb). </w:t>
       </w:r>
     </w:p>
     <w:p>
@@ -1176,7 +1595,24 @@
         <w:jc w:val="left"/>
       </w:pPr>
       <w:r>
-        <w:t>2.Pronajímatel je oprávněn započíst na kauci:</w:t>
+        <w:rPr>
+          <w:rFonts w:ascii="Aptos" w:hAnsi="Aptos" w:eastAsia="Aptos"/>
+          <w:b w:val="0"/>
+          <w:i w:val="0"/>
+          <w:color w:val="000000"/>
+          <w:sz w:val="22"/>
+        </w:rPr>
+        <w:t>2.</w:t>
+      </w:r>
+      <w:r>
+        <w:rPr>
+          <w:rFonts w:ascii="Aptos" w:hAnsi="Aptos" w:eastAsia="Aptos"/>
+          <w:b w:val="0"/>
+          <w:i w:val="0"/>
+          <w:color w:val="000000"/>
+          <w:sz w:val="22"/>
+        </w:rPr>
+        <w:t xml:space="preserve">Pronajímatel je oprávněn započíst na kauci: </w:t>
       </w:r>
     </w:p>
     <w:p>
@@ -1192,7 +1628,27 @@
         <w:jc w:val="left"/>
       </w:pPr>
       <w:r>
-        <w:t>o nezaplacené nájemné nebo služby,</w:t>
+        <w:rPr>
+          <w:rFonts w:ascii="Courier New" w:hAnsi="Courier New" w:eastAsia="Courier New"/>
+          <w:b w:val="0"/>
+          <w:i w:val="0"/>
+          <w:color w:val="000000"/>
+          <w:sz w:val="20"/>
+        </w:rPr>
+        <w:t xml:space="preserve">o </w:t>
+      </w:r>
+      <w:r>
+        <w:tab/>
+      </w:r>
+      <w:r>
+        <w:rPr>
+          <w:rFonts w:ascii="Aptos" w:hAnsi="Aptos" w:eastAsia="Aptos"/>
+          <w:b w:val="0"/>
+          <w:i w:val="0"/>
+          <w:color w:val="000000"/>
+          <w:sz w:val="22"/>
+        </w:rPr>
+        <w:t xml:space="preserve">nezaplacené nájemné nebo služby, </w:t>
       </w:r>
     </w:p>
     <w:p>
@@ -1208,7 +1664,27 @@
         <w:jc w:val="left"/>
       </w:pPr>
       <w:r>
-        <w:t>o náhradu škody na Bytu či vybavení,</w:t>
+        <w:rPr>
+          <w:rFonts w:ascii="Courier New" w:hAnsi="Courier New" w:eastAsia="Courier New"/>
+          <w:b w:val="0"/>
+          <w:i w:val="0"/>
+          <w:color w:val="000000"/>
+          <w:sz w:val="20"/>
+        </w:rPr>
+        <w:t xml:space="preserve">o </w:t>
+      </w:r>
+      <w:r>
+        <w:tab/>
+      </w:r>
+      <w:r>
+        <w:rPr>
+          <w:rFonts w:ascii="Aptos" w:hAnsi="Aptos" w:eastAsia="Aptos"/>
+          <w:b w:val="0"/>
+          <w:i w:val="0"/>
+          <w:color w:val="000000"/>
+          <w:sz w:val="22"/>
+        </w:rPr>
+        <w:t xml:space="preserve">náhradu škody na Bytu či vybavení, </w:t>
       </w:r>
     </w:p>
     <w:p>
@@ -1224,7 +1700,27 @@
         <w:jc w:val="left"/>
       </w:pPr>
       <w:r>
-        <w:t>o smluvní pokuty.</w:t>
+        <w:rPr>
+          <w:rFonts w:ascii="Courier New" w:hAnsi="Courier New" w:eastAsia="Courier New"/>
+          <w:b w:val="0"/>
+          <w:i w:val="0"/>
+          <w:color w:val="000000"/>
+          <w:sz w:val="20"/>
+        </w:rPr>
+        <w:t xml:space="preserve">o </w:t>
+      </w:r>
+      <w:r>
+        <w:tab/>
+      </w:r>
+      <w:r>
+        <w:rPr>
+          <w:rFonts w:ascii="Aptos" w:hAnsi="Aptos" w:eastAsia="Aptos"/>
+          <w:b w:val="0"/>
+          <w:i w:val="0"/>
+          <w:color w:val="000000"/>
+          <w:sz w:val="22"/>
+        </w:rPr>
+        <w:t xml:space="preserve">smluvní pokuty. </w:t>
       </w:r>
     </w:p>
     <w:p>
@@ -1237,7 +1733,24 @@
         <w:jc w:val="left"/>
       </w:pPr>
       <w:r>
-        <w:t>3.Nevyčerpanou část kauce vrátí Pronajímatel Nájemci do 30 dnů od předání Bytu.</w:t>
+        <w:rPr>
+          <w:rFonts w:ascii="Aptos" w:hAnsi="Aptos" w:eastAsia="Aptos"/>
+          <w:b w:val="0"/>
+          <w:i w:val="0"/>
+          <w:color w:val="000000"/>
+          <w:sz w:val="22"/>
+        </w:rPr>
+        <w:t>3.</w:t>
+      </w:r>
+      <w:r>
+        <w:rPr>
+          <w:rFonts w:ascii="Aptos" w:hAnsi="Aptos" w:eastAsia="Aptos"/>
+          <w:b w:val="0"/>
+          <w:i w:val="0"/>
+          <w:color w:val="000000"/>
+          <w:sz w:val="22"/>
+        </w:rPr>
+        <w:t xml:space="preserve">Nevyčerpanou část kauce vrátí Pronajímatel Nájemci do 30 dnů od předání Bytu. </w:t>
       </w:r>
     </w:p>
     <w:p>
@@ -1250,7 +1763,14 @@
         <w:jc w:val="left"/>
       </w:pPr>
       <w:r>
-        <w:t>6 Předání a převzetí Bytu</w:t>
+        <w:rPr>
+          <w:rFonts w:ascii="Aptos" w:hAnsi="Aptos" w:eastAsia="Aptos"/>
+          <w:b/>
+          <w:i w:val="0"/>
+          <w:color w:val="000000"/>
+          <w:sz w:val="22"/>
+        </w:rPr>
+        <w:t xml:space="preserve">6 Předání a převzetí Bytu </w:t>
       </w:r>
     </w:p>
     <w:p>
@@ -1263,7 +1783,14 @@
         <w:jc w:val="left"/>
       </w:pPr>
       <w:r>
-        <w:t>6.1 Protokol o předání</w:t>
+        <w:rPr>
+          <w:rFonts w:ascii="Aptos" w:hAnsi="Aptos" w:eastAsia="Aptos"/>
+          <w:b/>
+          <w:i w:val="0"/>
+          <w:color w:val="000000"/>
+          <w:sz w:val="22"/>
+        </w:rPr>
+        <w:t xml:space="preserve">6.1 Protokol o předání </w:t>
       </w:r>
     </w:p>
     <w:p>
@@ -1276,7 +1803,34 @@
         <w:jc w:val="left"/>
       </w:pPr>
       <w:r>
-        <w:t>Smluvní strany sepisují Předávací protokol, který obsahuje:</w:t>
+        <w:rPr>
+          <w:rFonts w:ascii="Aptos" w:hAnsi="Aptos" w:eastAsia="Aptos"/>
+          <w:b w:val="0"/>
+          <w:i w:val="0"/>
+          <w:color w:val="000000"/>
+          <w:sz w:val="22"/>
+        </w:rPr>
+        <w:t xml:space="preserve">Smluvní strany sepisují </w:t>
+      </w:r>
+      <w:r>
+        <w:rPr>
+          <w:rFonts w:ascii="Aptos" w:hAnsi="Aptos" w:eastAsia="Aptos"/>
+          <w:b/>
+          <w:i w:val="0"/>
+          <w:color w:val="000000"/>
+          <w:sz w:val="22"/>
+        </w:rPr>
+        <w:t>Předávací protokol</w:t>
+      </w:r>
+      <w:r>
+        <w:rPr>
+          <w:rFonts w:ascii="Aptos" w:hAnsi="Aptos" w:eastAsia="Aptos"/>
+          <w:b w:val="0"/>
+          <w:i w:val="0"/>
+          <w:color w:val="000000"/>
+          <w:sz w:val="22"/>
+        </w:rPr>
+        <w:t xml:space="preserve">, který obsahuje: </w:t>
       </w:r>
     </w:p>
     <w:p>
@@ -1292,7 +1846,9 @@
         <w:jc w:val="left"/>
       </w:pPr>
       <w:r>
-        <w:t>[[PERSON_1]] k [[DATE_1]]</w:t>
+        <w:t xml:space="preserve">Položka </w:t>
+        <w:tab/>
+        <w:t xml:space="preserve">Stav k [[DATE_1]] </w:t>
       </w:r>
     </w:p>
     <w:p>
@@ -1305,7 +1861,14 @@
         <w:jc w:val="left"/>
       </w:pPr>
       <w:r>
-        <w:t>Vodoměr – studená voda 00428 m³</w:t>
+        <w:rPr>
+          <w:rFonts w:ascii="Aptos" w:hAnsi="Aptos" w:eastAsia="Aptos"/>
+          <w:b w:val="0"/>
+          <w:i w:val="0"/>
+          <w:color w:val="000000"/>
+          <w:sz w:val="22"/>
+        </w:rPr>
+        <w:t xml:space="preserve">Vodoměr – studená voda 00428 m³ </w:t>
       </w:r>
     </w:p>
     <w:p>
@@ -1321,7 +1884,27 @@
         <w:jc w:val="left"/>
       </w:pPr>
       <w:r>
-        <w:t>Vodoměr – teplá voda 00216 m³</w:t>
+        <w:rPr>
+          <w:rFonts w:ascii="Aptos" w:hAnsi="Aptos" w:eastAsia="Aptos"/>
+          <w:b w:val="0"/>
+          <w:i w:val="0"/>
+          <w:color w:val="000000"/>
+          <w:sz w:val="22"/>
+        </w:rPr>
+        <w:t xml:space="preserve">Vodoměr – teplá voda </w:t>
+      </w:r>
+      <w:r>
+        <w:tab/>
+      </w:r>
+      <w:r>
+        <w:rPr>
+          <w:rFonts w:ascii="Aptos" w:hAnsi="Aptos" w:eastAsia="Aptos"/>
+          <w:b w:val="0"/>
+          <w:i w:val="0"/>
+          <w:color w:val="000000"/>
+          <w:sz w:val="22"/>
+        </w:rPr>
+        <w:t xml:space="preserve">00216 m³ </w:t>
       </w:r>
     </w:p>
     <w:p>
@@ -1337,7 +1920,27 @@
         <w:jc w:val="left"/>
       </w:pPr>
       <w:r>
-        <w:t>Elektroměr 032 412 kWh</w:t>
+        <w:rPr>
+          <w:rFonts w:ascii="Aptos" w:hAnsi="Aptos" w:eastAsia="Aptos"/>
+          <w:b w:val="0"/>
+          <w:i w:val="0"/>
+          <w:color w:val="000000"/>
+          <w:sz w:val="22"/>
+        </w:rPr>
+        <w:t xml:space="preserve">Elektroměr </w:t>
+      </w:r>
+      <w:r>
+        <w:tab/>
+      </w:r>
+      <w:r>
+        <w:rPr>
+          <w:rFonts w:ascii="Aptos" w:hAnsi="Aptos" w:eastAsia="Aptos"/>
+          <w:b w:val="0"/>
+          <w:i w:val="0"/>
+          <w:color w:val="000000"/>
+          <w:sz w:val="22"/>
+        </w:rPr>
+        <w:t xml:space="preserve">032 412 kWh </w:t>
       </w:r>
     </w:p>
     <w:p>
@@ -1372,7 +1975,9 @@
         <w:jc w:val="left"/>
       </w:pPr>
       <w:r>
-        <w:t>[[PERSON_1]] k [[DATE_1]]</w:t>
+        <w:t xml:space="preserve">Položka </w:t>
+        <w:tab/>
+        <w:t xml:space="preserve">Stav k [[DATE_1]] </w:t>
       </w:r>
     </w:p>
     <w:p>
@@ -1388,7 +1993,27 @@
         <w:jc w:val="left"/>
       </w:pPr>
       <w:r>
-        <w:t>Plynoměr 001 125 m³</w:t>
+        <w:rPr>
+          <w:rFonts w:ascii="Aptos" w:hAnsi="Aptos" w:eastAsia="Aptos"/>
+          <w:b w:val="0"/>
+          <w:i w:val="0"/>
+          <w:color w:val="000000"/>
+          <w:sz w:val="22"/>
+        </w:rPr>
+        <w:t xml:space="preserve">Plynoměr </w:t>
+      </w:r>
+      <w:r>
+        <w:tab/>
+      </w:r>
+      <w:r>
+        <w:rPr>
+          <w:rFonts w:ascii="Aptos" w:hAnsi="Aptos" w:eastAsia="Aptos"/>
+          <w:b w:val="0"/>
+          <w:i w:val="0"/>
+          <w:color w:val="000000"/>
+          <w:sz w:val="22"/>
+        </w:rPr>
+        <w:t xml:space="preserve">001 125 m³ </w:t>
       </w:r>
     </w:p>
     <w:p>
@@ -1401,7 +2026,14 @@
         <w:jc w:val="left"/>
       </w:pPr>
       <w:r>
-        <w:t>6.2 Inventární list (výběr)</w:t>
+        <w:rPr>
+          <w:rFonts w:ascii="Aptos" w:hAnsi="Aptos" w:eastAsia="Aptos"/>
+          <w:b/>
+          <w:i w:val="0"/>
+          <w:color w:val="000000"/>
+          <w:sz w:val="22"/>
+        </w:rPr>
+        <w:t xml:space="preserve">6.2 Inventární list (výběr) </w:t>
       </w:r>
     </w:p>
     <w:p>
@@ -1417,7 +2049,27 @@
         <w:jc w:val="left"/>
       </w:pPr>
       <w:r>
-        <w:t>Č. Popis Počet ks [[PERSON_1]]</w:t>
+        <w:rPr>
+          <w:rFonts w:ascii="Aptos" w:hAnsi="Aptos" w:eastAsia="Aptos"/>
+          <w:b/>
+          <w:i w:val="0"/>
+          <w:color w:val="000000"/>
+          <w:sz w:val="22"/>
+        </w:rPr>
+        <w:t xml:space="preserve">Č. Popis </w:t>
+      </w:r>
+      <w:r>
+        <w:tab/>
+      </w:r>
+      <w:r>
+        <w:rPr>
+          <w:rFonts w:ascii="Aptos" w:hAnsi="Aptos" w:eastAsia="Aptos"/>
+          <w:b/>
+          <w:i w:val="0"/>
+          <w:color w:val="000000"/>
+          <w:sz w:val="22"/>
+        </w:rPr>
+        <w:t xml:space="preserve">Počet ks Stav </w:t>
       </w:r>
     </w:p>
     <w:p>
@@ -1433,7 +2085,27 @@
         <w:jc w:val="left"/>
       </w:pPr>
       <w:r>
-        <w:t>1 Kuchyňská linka + spotřebiče 1 dobrý</w:t>
+        <w:rPr>
+          <w:rFonts w:ascii="Aptos" w:hAnsi="Aptos" w:eastAsia="Aptos"/>
+          <w:b w:val="0"/>
+          <w:i w:val="0"/>
+          <w:color w:val="000000"/>
+          <w:sz w:val="22"/>
+        </w:rPr>
+        <w:t xml:space="preserve">1 Kuchyňská linka + spotřebiče 1 </w:t>
+      </w:r>
+      <w:r>
+        <w:tab/>
+      </w:r>
+      <w:r>
+        <w:rPr>
+          <w:rFonts w:ascii="Aptos" w:hAnsi="Aptos" w:eastAsia="Aptos"/>
+          <w:b w:val="0"/>
+          <w:i w:val="0"/>
+          <w:color w:val="000000"/>
+          <w:sz w:val="22"/>
+        </w:rPr>
+        <w:t xml:space="preserve">dobrý </w:t>
       </w:r>
     </w:p>
     <w:p>
@@ -1450,7 +2122,40 @@
         <w:jc w:val="left"/>
       </w:pPr>
       <w:r>
-        <w:t>2 Lednice 200 l 1 nový 2023</w:t>
+        <w:rPr>
+          <w:rFonts w:ascii="Aptos" w:hAnsi="Aptos" w:eastAsia="Aptos"/>
+          <w:b w:val="0"/>
+          <w:i w:val="0"/>
+          <w:color w:val="000000"/>
+          <w:sz w:val="22"/>
+        </w:rPr>
+        <w:t xml:space="preserve">2 Lednice 200 l </w:t>
+      </w:r>
+      <w:r>
+        <w:tab/>
+      </w:r>
+      <w:r>
+        <w:rPr>
+          <w:rFonts w:ascii="Aptos" w:hAnsi="Aptos" w:eastAsia="Aptos"/>
+          <w:b w:val="0"/>
+          <w:i w:val="0"/>
+          <w:color w:val="000000"/>
+          <w:sz w:val="22"/>
+        </w:rPr>
+        <w:t xml:space="preserve">1 </w:t>
+      </w:r>
+      <w:r>
+        <w:tab/>
+      </w:r>
+      <w:r>
+        <w:rPr>
+          <w:rFonts w:ascii="Aptos" w:hAnsi="Aptos" w:eastAsia="Aptos"/>
+          <w:b w:val="0"/>
+          <w:i w:val="0"/>
+          <w:color w:val="000000"/>
+          <w:sz w:val="22"/>
+        </w:rPr>
+        <w:t xml:space="preserve">nový 2023 </w:t>
       </w:r>
     </w:p>
     <w:p>
@@ -1467,7 +2172,40 @@
         <w:jc w:val="left"/>
       </w:pPr>
       <w:r>
-        <w:t>3 Pračka 6 kg 1 dobrý</w:t>
+        <w:rPr>
+          <w:rFonts w:ascii="Aptos" w:hAnsi="Aptos" w:eastAsia="Aptos"/>
+          <w:b w:val="0"/>
+          <w:i w:val="0"/>
+          <w:color w:val="000000"/>
+          <w:sz w:val="22"/>
+        </w:rPr>
+        <w:t xml:space="preserve">3 Pračka 6 kg </w:t>
+      </w:r>
+      <w:r>
+        <w:tab/>
+      </w:r>
+      <w:r>
+        <w:rPr>
+          <w:rFonts w:ascii="Aptos" w:hAnsi="Aptos" w:eastAsia="Aptos"/>
+          <w:b w:val="0"/>
+          <w:i w:val="0"/>
+          <w:color w:val="000000"/>
+          <w:sz w:val="22"/>
+        </w:rPr>
+        <w:t xml:space="preserve">1 </w:t>
+      </w:r>
+      <w:r>
+        <w:tab/>
+      </w:r>
+      <w:r>
+        <w:rPr>
+          <w:rFonts w:ascii="Aptos" w:hAnsi="Aptos" w:eastAsia="Aptos"/>
+          <w:b w:val="0"/>
+          <w:i w:val="0"/>
+          <w:color w:val="000000"/>
+          <w:sz w:val="22"/>
+        </w:rPr>
+        <w:t xml:space="preserve">dobrý </w:t>
       </w:r>
     </w:p>
     <w:p>
@@ -1484,7 +2222,40 @@
         <w:jc w:val="left"/>
       </w:pPr>
       <w:r>
-        <w:t>4 Postel dvoulůžko 1 dobrý</w:t>
+        <w:rPr>
+          <w:rFonts w:ascii="Aptos" w:hAnsi="Aptos" w:eastAsia="Aptos"/>
+          <w:b w:val="0"/>
+          <w:i w:val="0"/>
+          <w:color w:val="000000"/>
+          <w:sz w:val="22"/>
+        </w:rPr>
+        <w:t xml:space="preserve">4 Postel dvoulůžko </w:t>
+      </w:r>
+      <w:r>
+        <w:tab/>
+      </w:r>
+      <w:r>
+        <w:rPr>
+          <w:rFonts w:ascii="Aptos" w:hAnsi="Aptos" w:eastAsia="Aptos"/>
+          <w:b w:val="0"/>
+          <w:i w:val="0"/>
+          <w:color w:val="000000"/>
+          <w:sz w:val="22"/>
+        </w:rPr>
+        <w:t xml:space="preserve">1 </w:t>
+      </w:r>
+      <w:r>
+        <w:tab/>
+      </w:r>
+      <w:r>
+        <w:rPr>
+          <w:rFonts w:ascii="Aptos" w:hAnsi="Aptos" w:eastAsia="Aptos"/>
+          <w:b w:val="0"/>
+          <w:i w:val="0"/>
+          <w:color w:val="000000"/>
+          <w:sz w:val="22"/>
+        </w:rPr>
+        <w:t xml:space="preserve">dobrý </w:t>
       </w:r>
     </w:p>
     <w:p>
@@ -1501,7 +2272,40 @@
         <w:jc w:val="left"/>
       </w:pPr>
       <w:r>
-        <w:t>5 Šatní skříň 2 drobné oděrky</w:t>
+        <w:rPr>
+          <w:rFonts w:ascii="Aptos" w:hAnsi="Aptos" w:eastAsia="Aptos"/>
+          <w:b w:val="0"/>
+          <w:i w:val="0"/>
+          <w:color w:val="000000"/>
+          <w:sz w:val="22"/>
+        </w:rPr>
+        <w:t xml:space="preserve">5 Šatní skříň </w:t>
+      </w:r>
+      <w:r>
+        <w:tab/>
+      </w:r>
+      <w:r>
+        <w:rPr>
+          <w:rFonts w:ascii="Aptos" w:hAnsi="Aptos" w:eastAsia="Aptos"/>
+          <w:b w:val="0"/>
+          <w:i w:val="0"/>
+          <w:color w:val="000000"/>
+          <w:sz w:val="22"/>
+        </w:rPr>
+        <w:t xml:space="preserve">2 </w:t>
+      </w:r>
+      <w:r>
+        <w:tab/>
+      </w:r>
+      <w:r>
+        <w:rPr>
+          <w:rFonts w:ascii="Aptos" w:hAnsi="Aptos" w:eastAsia="Aptos"/>
+          <w:b w:val="0"/>
+          <w:i w:val="0"/>
+          <w:color w:val="000000"/>
+          <w:sz w:val="22"/>
+        </w:rPr>
+        <w:t xml:space="preserve">drobné oděrky </w:t>
       </w:r>
     </w:p>
     <w:p>
@@ -1518,7 +2322,40 @@
         <w:jc w:val="left"/>
       </w:pPr>
       <w:r>
-        <w:t>… … … …</w:t>
+        <w:rPr>
+          <w:rFonts w:ascii="Aptos" w:hAnsi="Aptos" w:eastAsia="Aptos"/>
+          <w:b w:val="0"/>
+          <w:i w:val="0"/>
+          <w:color w:val="000000"/>
+          <w:sz w:val="22"/>
+        </w:rPr>
+        <w:t xml:space="preserve">… … </w:t>
+      </w:r>
+      <w:r>
+        <w:tab/>
+      </w:r>
+      <w:r>
+        <w:rPr>
+          <w:rFonts w:ascii="Aptos" w:hAnsi="Aptos" w:eastAsia="Aptos"/>
+          <w:b w:val="0"/>
+          <w:i w:val="0"/>
+          <w:color w:val="000000"/>
+          <w:sz w:val="22"/>
+        </w:rPr>
+        <w:t xml:space="preserve">… </w:t>
+      </w:r>
+      <w:r>
+        <w:tab/>
+      </w:r>
+      <w:r>
+        <w:rPr>
+          <w:rFonts w:ascii="Aptos" w:hAnsi="Aptos" w:eastAsia="Aptos"/>
+          <w:b w:val="0"/>
+          <w:i w:val="0"/>
+          <w:color w:val="000000"/>
+          <w:sz w:val="22"/>
+        </w:rPr>
+        <w:t xml:space="preserve">… </w:t>
       </w:r>
     </w:p>
     <w:p>
@@ -1531,7 +2368,34 @@
         <w:jc w:val="left"/>
       </w:pPr>
       <w:r>
-        <w:t>Podrobný inventář tvoří přílohu č. 1 a je nedílnou součástí této smlouvy.</w:t>
+        <w:rPr>
+          <w:rFonts w:ascii="Aptos" w:hAnsi="Aptos" w:eastAsia="Aptos"/>
+          <w:b w:val="0"/>
+          <w:i w:val="0"/>
+          <w:color w:val="000000"/>
+          <w:sz w:val="22"/>
+        </w:rPr>
+        <w:t xml:space="preserve">Podrobný inventář tvoří </w:t>
+      </w:r>
+      <w:r>
+        <w:rPr>
+          <w:rFonts w:ascii="Aptos" w:hAnsi="Aptos" w:eastAsia="Aptos"/>
+          <w:b/>
+          <w:i w:val="0"/>
+          <w:color w:val="000000"/>
+          <w:sz w:val="22"/>
+        </w:rPr>
+        <w:t>přílohu č. 1</w:t>
+      </w:r>
+      <w:r>
+        <w:rPr>
+          <w:rFonts w:ascii="Aptos" w:hAnsi="Aptos" w:eastAsia="Aptos"/>
+          <w:b w:val="0"/>
+          <w:i w:val="0"/>
+          <w:color w:val="000000"/>
+          <w:sz w:val="22"/>
+        </w:rPr>
+        <w:t xml:space="preserve"> a je nedílnou součástí této smlouvy. </w:t>
       </w:r>
     </w:p>
     <w:p>
@@ -1544,7 +2408,14 @@
         <w:jc w:val="left"/>
       </w:pPr>
       <w:r>
-        <w:t>7 Práva a povinnosti Pronajímatele</w:t>
+        <w:rPr>
+          <w:rFonts w:ascii="Aptos" w:hAnsi="Aptos" w:eastAsia="Aptos"/>
+          <w:b/>
+          <w:i w:val="0"/>
+          <w:color w:val="000000"/>
+          <w:sz w:val="22"/>
+        </w:rPr>
+        <w:t xml:space="preserve">7 Práva a povinnosti Pronajímatele </w:t>
       </w:r>
     </w:p>
     <w:p>
@@ -1557,7 +2428,14 @@
         <w:jc w:val="left"/>
       </w:pPr>
       <w:r>
-        <w:t>Pronajímatel se zavazuje zejména:</w:t>
+        <w:rPr>
+          <w:rFonts w:ascii="Aptos" w:hAnsi="Aptos" w:eastAsia="Aptos"/>
+          <w:b w:val="0"/>
+          <w:i w:val="0"/>
+          <w:color w:val="000000"/>
+          <w:sz w:val="22"/>
+        </w:rPr>
+        <w:t xml:space="preserve">Pronajímatel se zavazuje zejména: </w:t>
       </w:r>
     </w:p>
     <w:p>
@@ -1570,7 +2448,24 @@
         <w:jc w:val="left"/>
       </w:pPr>
       <w:r>
-        <w:t>1.Předat Byt ve stavu způsobilém k řádnému užívání.</w:t>
+        <w:rPr>
+          <w:rFonts w:ascii="Aptos" w:hAnsi="Aptos" w:eastAsia="Aptos"/>
+          <w:b w:val="0"/>
+          <w:i w:val="0"/>
+          <w:color w:val="000000"/>
+          <w:sz w:val="22"/>
+        </w:rPr>
+        <w:t>1.</w:t>
+      </w:r>
+      <w:r>
+        <w:rPr>
+          <w:rFonts w:ascii="Aptos" w:hAnsi="Aptos" w:eastAsia="Aptos"/>
+          <w:b w:val="0"/>
+          <w:i w:val="0"/>
+          <w:color w:val="000000"/>
+          <w:sz w:val="22"/>
+        </w:rPr>
+        <w:t xml:space="preserve">Předat Byt ve stavu způsobilém k řádnému užívání. </w:t>
       </w:r>
     </w:p>
     <w:p>
@@ -1583,7 +2478,24 @@
         <w:jc w:val="left"/>
       </w:pPr>
       <w:r>
-        <w:t>2.Zajišťovat a hradit běžnou údržbu domu a společných částí.</w:t>
+        <w:rPr>
+          <w:rFonts w:ascii="Aptos" w:hAnsi="Aptos" w:eastAsia="Aptos"/>
+          <w:b w:val="0"/>
+          <w:i w:val="0"/>
+          <w:color w:val="000000"/>
+          <w:sz w:val="22"/>
+        </w:rPr>
+        <w:t>2.</w:t>
+      </w:r>
+      <w:r>
+        <w:rPr>
+          <w:rFonts w:ascii="Aptos" w:hAnsi="Aptos" w:eastAsia="Aptos"/>
+          <w:b w:val="0"/>
+          <w:i w:val="0"/>
+          <w:color w:val="000000"/>
+          <w:sz w:val="22"/>
+        </w:rPr>
+        <w:t xml:space="preserve">Zajišťovat a hradit běžnou údržbu domu a společných částí. </w:t>
       </w:r>
     </w:p>
     <w:p>
@@ -1596,7 +2508,44 @@
         <w:jc w:val="left"/>
       </w:pPr>
       <w:r>
-        <w:t>3.Odstraňovat zásadní závady Bytu (porucha stupačky, havárie elektroinstalace apod.) do</w:t>
+        <w:rPr>
+          <w:rFonts w:ascii="Aptos" w:hAnsi="Aptos" w:eastAsia="Aptos"/>
+          <w:b w:val="0"/>
+          <w:i w:val="0"/>
+          <w:color w:val="000000"/>
+          <w:sz w:val="22"/>
+        </w:rPr>
+        <w:t>3.</w:t>
+      </w:r>
+      <w:r>
+        <w:rPr>
+          <w:rFonts w:ascii="Aptos" w:hAnsi="Aptos" w:eastAsia="Aptos"/>
+          <w:b w:val="0"/>
+          <w:i w:val="0"/>
+          <w:color w:val="000000"/>
+          <w:sz w:val="22"/>
+        </w:rPr>
+        <w:t xml:space="preserve">Odstraňovat </w:t>
+      </w:r>
+      <w:r>
+        <w:rPr>
+          <w:rFonts w:ascii="Aptos" w:hAnsi="Aptos" w:eastAsia="Aptos"/>
+          <w:b/>
+          <w:i w:val="0"/>
+          <w:color w:val="000000"/>
+          <w:sz w:val="22"/>
+        </w:rPr>
+        <w:t>zásadní závady</w:t>
+      </w:r>
+      <w:r>
+        <w:rPr>
+          <w:rFonts w:ascii="Aptos" w:hAnsi="Aptos" w:eastAsia="Aptos"/>
+          <w:b w:val="0"/>
+          <w:i w:val="0"/>
+          <w:color w:val="000000"/>
+          <w:sz w:val="22"/>
+        </w:rPr>
+        <w:t xml:space="preserve"> Bytu (porucha stupačky, havárie elektroinstalace apod.) do </w:t>
       </w:r>
     </w:p>
     <w:p>
@@ -1609,7 +2558,14 @@
         <w:jc w:val="left"/>
       </w:pPr>
       <w:r>
-        <w:t>48 hodin od nahlášení.</w:t>
+        <w:rPr>
+          <w:rFonts w:ascii="Aptos" w:hAnsi="Aptos" w:eastAsia="Aptos"/>
+          <w:b w:val="0"/>
+          <w:i w:val="0"/>
+          <w:color w:val="000000"/>
+          <w:sz w:val="22"/>
+        </w:rPr>
+        <w:t xml:space="preserve">48 hodin od nahlášení. </w:t>
       </w:r>
     </w:p>
     <w:p>
@@ -1622,7 +2578,24 @@
         <w:jc w:val="center"/>
       </w:pPr>
       <w:r>
-        <w:t>4.Respektovat soukromí Nájemce; vstup do Bytu je možný pouze po předchozí dohodě,</w:t>
+        <w:rPr>
+          <w:rFonts w:ascii="Aptos" w:hAnsi="Aptos" w:eastAsia="Aptos"/>
+          <w:b w:val="0"/>
+          <w:i w:val="0"/>
+          <w:color w:val="000000"/>
+          <w:sz w:val="22"/>
+        </w:rPr>
+        <w:t>4.</w:t>
+      </w:r>
+      <w:r>
+        <w:rPr>
+          <w:rFonts w:ascii="Aptos" w:hAnsi="Aptos" w:eastAsia="Aptos"/>
+          <w:b w:val="0"/>
+          <w:i w:val="0"/>
+          <w:color w:val="000000"/>
+          <w:sz w:val="22"/>
+        </w:rPr>
+        <w:t xml:space="preserve">Respektovat soukromí Nájemce; vstup do Bytu je možný pouze po předchozí dohodě, </w:t>
       </w:r>
     </w:p>
     <w:p>
@@ -1635,7 +2608,14 @@
         <w:jc w:val="left"/>
       </w:pPr>
       <w:r>
-        <w:t>není-li nutný okamžitý zásah při havárii.</w:t>
+        <w:rPr>
+          <w:rFonts w:ascii="Aptos" w:hAnsi="Aptos" w:eastAsia="Aptos"/>
+          <w:b w:val="0"/>
+          <w:i w:val="0"/>
+          <w:color w:val="000000"/>
+          <w:sz w:val="22"/>
+        </w:rPr>
+        <w:t xml:space="preserve">není-li nutný okamžitý zásah při havárii. </w:t>
       </w:r>
     </w:p>
     <w:p>
@@ -1648,7 +2628,14 @@
         <w:jc w:val="left"/>
       </w:pPr>
       <w:r>
-        <w:t>8 Práva a povinnosti Nájemce</w:t>
+        <w:rPr>
+          <w:rFonts w:ascii="Aptos" w:hAnsi="Aptos" w:eastAsia="Aptos"/>
+          <w:b/>
+          <w:i w:val="0"/>
+          <w:color w:val="000000"/>
+          <w:sz w:val="22"/>
+        </w:rPr>
+        <w:t xml:space="preserve">8 Práva a povinnosti Nájemce </w:t>
       </w:r>
     </w:p>
     <w:p>
@@ -1661,7 +2648,14 @@
         <w:jc w:val="left"/>
       </w:pPr>
       <w:r>
-        <w:t>Nájemce je povinen zejména:</w:t>
+        <w:rPr>
+          <w:rFonts w:ascii="Aptos" w:hAnsi="Aptos" w:eastAsia="Aptos"/>
+          <w:b w:val="0"/>
+          <w:i w:val="0"/>
+          <w:color w:val="000000"/>
+          <w:sz w:val="22"/>
+        </w:rPr>
+        <w:t xml:space="preserve">Nájemce je povinen zejména: </w:t>
       </w:r>
     </w:p>
     <w:tbl>
@@ -1797,7 +2791,14 @@
               <w:jc w:val="left"/>
             </w:pPr>
             <w:r>
-              <w:t>Platit nájemné a zálohy řádně a včas.</w:t>
+              <w:rPr>
+                <w:rFonts w:ascii="Aptos" w:hAnsi="Aptos" w:eastAsia="Aptos"/>
+                <w:b w:val="0"/>
+                <w:i w:val="0"/>
+                <w:color w:val="000000"/>
+                <w:sz w:val="22"/>
+              </w:rPr>
+              <w:t xml:space="preserve">Platit nájemné a zálohy řádně a včas. </w:t>
             </w:r>
           </w:p>
           <w:p>
@@ -1810,7 +2811,14 @@
               <w:jc w:val="left"/>
             </w:pPr>
             <w:r>
-              <w:t>Užívat Byt obvyklým způsobem a udržovat jej v čistotě.</w:t>
+              <w:rPr>
+                <w:rFonts w:ascii="Aptos" w:hAnsi="Aptos" w:eastAsia="Aptos"/>
+                <w:b w:val="0"/>
+                <w:i w:val="0"/>
+                <w:color w:val="000000"/>
+                <w:sz w:val="22"/>
+              </w:rPr>
+              <w:t xml:space="preserve">Užívat Byt obvyklým způsobem a udržovat jej v čistotě. </w:t>
             </w:r>
           </w:p>
           <w:p>
@@ -1823,7 +2831,14 @@
               <w:jc w:val="left"/>
             </w:pPr>
             <w:r>
-              <w:t>Hlásit Pronajímateli závady bez zbytečného odkladu.</w:t>
+              <w:rPr>
+                <w:rFonts w:ascii="Aptos" w:hAnsi="Aptos" w:eastAsia="Aptos"/>
+                <w:b w:val="0"/>
+                <w:i w:val="0"/>
+                <w:color w:val="000000"/>
+                <w:sz w:val="22"/>
+              </w:rPr>
+              <w:t xml:space="preserve">Hlásit Pronajímateli závady bez zbytečného odkladu. </w:t>
             </w:r>
           </w:p>
           <w:p>
@@ -1836,7 +2851,24 @@
               <w:jc w:val="left"/>
             </w:pPr>
             <w:r>
-              <w:t>Nepřenechávat Byt třetím osobám bez písemného souhlasu Pronajímatele. Dodržovat domovní řád.</w:t>
+              <w:rPr>
+                <w:rFonts w:ascii="Aptos" w:hAnsi="Aptos" w:eastAsia="Aptos"/>
+                <w:b w:val="0"/>
+                <w:i w:val="0"/>
+                <w:color w:val="000000"/>
+                <w:sz w:val="22"/>
+              </w:rPr>
+              <w:t xml:space="preserve">Nepřenechávat Byt třetím osobám bez písemného souhlasu Pronajímatele. </w:t>
+            </w:r>
+            <w:r>
+              <w:rPr>
+                <w:rFonts w:ascii="Aptos" w:hAnsi="Aptos" w:eastAsia="Aptos"/>
+                <w:b w:val="0"/>
+                <w:i w:val="0"/>
+                <w:color w:val="000000"/>
+                <w:sz w:val="22"/>
+              </w:rPr>
+              <w:t xml:space="preserve">Dodržovat domovní řád. </w:t>
             </w:r>
           </w:p>
           <w:p>
@@ -1849,7 +2881,14 @@
               <w:jc w:val="left"/>
             </w:pPr>
             <w:r>
-              <w:t>Uhradit drobné opravy a údržbu (§ 2257 OZ).</w:t>
+              <w:rPr>
+                <w:rFonts w:ascii="Aptos" w:hAnsi="Aptos" w:eastAsia="Aptos"/>
+                <w:b w:val="0"/>
+                <w:i w:val="0"/>
+                <w:color w:val="000000"/>
+                <w:sz w:val="22"/>
+              </w:rPr>
+              <w:t xml:space="preserve">Uhradit drobné opravy a údržbu (§ 2257 OZ). </w:t>
             </w:r>
           </w:p>
         </w:tc>
@@ -1893,7 +2932,14 @@
         <w:jc w:val="left"/>
       </w:pPr>
       <w:r>
-        <w:t>9 Údržba a opravy</w:t>
+        <w:rPr>
+          <w:rFonts w:ascii="Aptos" w:hAnsi="Aptos" w:eastAsia="Aptos"/>
+          <w:b/>
+          <w:i w:val="0"/>
+          <w:color w:val="000000"/>
+          <w:sz w:val="22"/>
+        </w:rPr>
+        <w:t xml:space="preserve">9 Údržba a opravy </w:t>
       </w:r>
     </w:p>
     <w:p>
@@ -1906,7 +2952,34 @@
         <w:jc w:val="left"/>
       </w:pPr>
       <w:r>
-        <w:t>1.Drobné opravy (do 1 000 Kč za jednu [[PERSON_1]]) hradí Nájemce.</w:t>
+        <w:rPr>
+          <w:rFonts w:ascii="Aptos" w:hAnsi="Aptos" w:eastAsia="Aptos"/>
+          <w:b w:val="0"/>
+          <w:i w:val="0"/>
+          <w:color w:val="000000"/>
+          <w:sz w:val="22"/>
+        </w:rPr>
+        <w:t>1.</w:t>
+      </w:r>
+      <w:r>
+        <w:rPr>
+          <w:rFonts w:ascii="Aptos" w:hAnsi="Aptos" w:eastAsia="Aptos"/>
+          <w:b/>
+          <w:i w:val="0"/>
+          <w:color w:val="000000"/>
+          <w:sz w:val="22"/>
+        </w:rPr>
+        <w:t>Drobné opravy</w:t>
+      </w:r>
+      <w:r>
+        <w:rPr>
+          <w:rFonts w:ascii="Aptos" w:hAnsi="Aptos" w:eastAsia="Aptos"/>
+          <w:b w:val="0"/>
+          <w:i w:val="0"/>
+          <w:color w:val="000000"/>
+          <w:sz w:val="22"/>
+        </w:rPr>
+        <w:t xml:space="preserve"> (do 1 000 Kč za jednu položku) hradí Nájemce. </w:t>
       </w:r>
     </w:p>
     <w:p>
@@ -1919,7 +2992,34 @@
         <w:jc w:val="left"/>
       </w:pPr>
       <w:r>
-        <w:t>2.Větší opravy a odstranění skrytých vad Bytu hradí Pronajímatel.</w:t>
+        <w:rPr>
+          <w:rFonts w:ascii="Aptos" w:hAnsi="Aptos" w:eastAsia="Aptos"/>
+          <w:b w:val="0"/>
+          <w:i w:val="0"/>
+          <w:color w:val="000000"/>
+          <w:sz w:val="22"/>
+        </w:rPr>
+        <w:t>2.</w:t>
+      </w:r>
+      <w:r>
+        <w:rPr>
+          <w:rFonts w:ascii="Aptos" w:hAnsi="Aptos" w:eastAsia="Aptos"/>
+          <w:b/>
+          <w:i w:val="0"/>
+          <w:color w:val="000000"/>
+          <w:sz w:val="22"/>
+        </w:rPr>
+        <w:t>Větší opravy</w:t>
+      </w:r>
+      <w:r>
+        <w:rPr>
+          <w:rFonts w:ascii="Aptos" w:hAnsi="Aptos" w:eastAsia="Aptos"/>
+          <w:b w:val="0"/>
+          <w:i w:val="0"/>
+          <w:color w:val="000000"/>
+          <w:sz w:val="22"/>
+        </w:rPr>
+        <w:t xml:space="preserve"> a odstranění skrytých vad Bytu hradí Pronajímatel. </w:t>
       </w:r>
     </w:p>
     <w:p>
@@ -1932,7 +3032,24 @@
         <w:jc w:val="left"/>
       </w:pPr>
       <w:r>
-        <w:t>3.V případě, že Nájemce hradil opravu, kterou měl hradit Pronajímatel, má nárok na</w:t>
+        <w:rPr>
+          <w:rFonts w:ascii="Aptos" w:hAnsi="Aptos" w:eastAsia="Aptos"/>
+          <w:b w:val="0"/>
+          <w:i w:val="0"/>
+          <w:color w:val="000000"/>
+          <w:sz w:val="22"/>
+        </w:rPr>
+        <w:t>3.</w:t>
+      </w:r>
+      <w:r>
+        <w:rPr>
+          <w:rFonts w:ascii="Aptos" w:hAnsi="Aptos" w:eastAsia="Aptos"/>
+          <w:b w:val="0"/>
+          <w:i w:val="0"/>
+          <w:color w:val="000000"/>
+          <w:sz w:val="22"/>
+        </w:rPr>
+        <w:t xml:space="preserve">V případě, že Nájemce hradil opravu, kterou měl hradit Pronajímatel, má nárok na </w:t>
       </w:r>
     </w:p>
     <w:p>
@@ -1945,7 +3062,14 @@
         <w:jc w:val="left"/>
       </w:pPr>
       <w:r>
-        <w:t>proplacení doložených nákladů do 15 dnů od předložení faktury.</w:t>
+        <w:rPr>
+          <w:rFonts w:ascii="Aptos" w:hAnsi="Aptos" w:eastAsia="Aptos"/>
+          <w:b w:val="0"/>
+          <w:i w:val="0"/>
+          <w:color w:val="000000"/>
+          <w:sz w:val="22"/>
+        </w:rPr>
+        <w:t xml:space="preserve">proplacení doložených nákladů do 15 dnů od předložení faktury. </w:t>
       </w:r>
     </w:p>
     <w:p>
@@ -1958,7 +3082,14 @@
         <w:jc w:val="left"/>
       </w:pPr>
       <w:r>
-        <w:t>10 Energie a služby</w:t>
+        <w:rPr>
+          <w:rFonts w:ascii="Aptos" w:hAnsi="Aptos" w:eastAsia="Aptos"/>
+          <w:b/>
+          <w:i w:val="0"/>
+          <w:color w:val="000000"/>
+          <w:sz w:val="22"/>
+        </w:rPr>
+        <w:t xml:space="preserve">10 Energie a služby </w:t>
       </w:r>
     </w:p>
     <w:p>
@@ -1975,7 +3106,40 @@
         <w:jc w:val="left"/>
       </w:pPr>
       <w:r>
-        <w:t>Služba Způsob zúčtování Hradí</w:t>
+        <w:rPr>
+          <w:rFonts w:ascii="Aptos" w:hAnsi="Aptos" w:eastAsia="Aptos"/>
+          <w:b/>
+          <w:i w:val="0"/>
+          <w:color w:val="000000"/>
+          <w:sz w:val="22"/>
+        </w:rPr>
+        <w:t xml:space="preserve">Služba </w:t>
+      </w:r>
+      <w:r>
+        <w:tab/>
+      </w:r>
+      <w:r>
+        <w:rPr>
+          <w:rFonts w:ascii="Aptos" w:hAnsi="Aptos" w:eastAsia="Aptos"/>
+          <w:b/>
+          <w:i w:val="0"/>
+          <w:color w:val="000000"/>
+          <w:sz w:val="22"/>
+        </w:rPr>
+        <w:t xml:space="preserve">Způsob zúčtování </w:t>
+      </w:r>
+      <w:r>
+        <w:tab/>
+      </w:r>
+      <w:r>
+        <w:rPr>
+          <w:rFonts w:ascii="Aptos" w:hAnsi="Aptos" w:eastAsia="Aptos"/>
+          <w:b/>
+          <w:i w:val="0"/>
+          <w:color w:val="000000"/>
+          <w:sz w:val="22"/>
+        </w:rPr>
+        <w:t xml:space="preserve">Hradí </w:t>
       </w:r>
     </w:p>
     <w:p>
@@ -1992,7 +3156,40 @@
         <w:jc w:val="left"/>
       </w:pPr>
       <w:r>
-        <w:t>[[PERSON_2]] na Nájemce Nájemce</w:t>
+        <w:rPr>
+          <w:rFonts w:ascii="Aptos" w:hAnsi="Aptos" w:eastAsia="Aptos"/>
+          <w:b w:val="0"/>
+          <w:i w:val="0"/>
+          <w:color w:val="000000"/>
+          <w:sz w:val="22"/>
+        </w:rPr>
+        <w:t xml:space="preserve">Elektřina </w:t>
+      </w:r>
+      <w:r>
+        <w:tab/>
+      </w:r>
+      <w:r>
+        <w:rPr>
+          <w:rFonts w:ascii="Aptos" w:hAnsi="Aptos" w:eastAsia="Aptos"/>
+          <w:b w:val="0"/>
+          <w:i w:val="0"/>
+          <w:color w:val="000000"/>
+          <w:sz w:val="22"/>
+        </w:rPr>
+        <w:t xml:space="preserve">Přepis na Nájemce </w:t>
+      </w:r>
+      <w:r>
+        <w:tab/>
+      </w:r>
+      <w:r>
+        <w:rPr>
+          <w:rFonts w:ascii="Aptos" w:hAnsi="Aptos" w:eastAsia="Aptos"/>
+          <w:b w:val="0"/>
+          <w:i w:val="0"/>
+          <w:color w:val="000000"/>
+          <w:sz w:val="22"/>
+        </w:rPr>
+        <w:t xml:space="preserve">Nájemce </w:t>
       </w:r>
     </w:p>
     <w:p>
@@ -2009,7 +3206,40 @@
         <w:jc w:val="left"/>
       </w:pPr>
       <w:r>
-        <w:t>[[PERSON_3]] na Nájemce Nájemce</w:t>
+        <w:rPr>
+          <w:rFonts w:ascii="Aptos" w:hAnsi="Aptos" w:eastAsia="Aptos"/>
+          <w:b w:val="0"/>
+          <w:i w:val="0"/>
+          <w:color w:val="000000"/>
+          <w:sz w:val="22"/>
+        </w:rPr>
+        <w:t xml:space="preserve">Plyn </w:t>
+      </w:r>
+      <w:r>
+        <w:tab/>
+      </w:r>
+      <w:r>
+        <w:rPr>
+          <w:rFonts w:ascii="Aptos" w:hAnsi="Aptos" w:eastAsia="Aptos"/>
+          <w:b w:val="0"/>
+          <w:i w:val="0"/>
+          <w:color w:val="000000"/>
+          <w:sz w:val="22"/>
+        </w:rPr>
+        <w:t xml:space="preserve">Přepis na Nájemce </w:t>
+      </w:r>
+      <w:r>
+        <w:tab/>
+      </w:r>
+      <w:r>
+        <w:rPr>
+          <w:rFonts w:ascii="Aptos" w:hAnsi="Aptos" w:eastAsia="Aptos"/>
+          <w:b w:val="0"/>
+          <w:i w:val="0"/>
+          <w:color w:val="000000"/>
+          <w:sz w:val="22"/>
+        </w:rPr>
+        <w:t xml:space="preserve">Nájemce </w:t>
       </w:r>
     </w:p>
     <w:p>
@@ -2025,7 +3255,27 @@
         <w:jc w:val="left"/>
       </w:pPr>
       <w:r>
-        <w:t>Vodné / stočné Roční vyúčtování SVJ Pronajímatel → předpis záloh Nájemci</w:t>
+        <w:rPr>
+          <w:rFonts w:ascii="Aptos" w:hAnsi="Aptos" w:eastAsia="Aptos"/>
+          <w:b w:val="0"/>
+          <w:i w:val="0"/>
+          <w:color w:val="000000"/>
+          <w:sz w:val="22"/>
+        </w:rPr>
+        <w:t xml:space="preserve">Vodné / stočné </w:t>
+      </w:r>
+      <w:r>
+        <w:tab/>
+      </w:r>
+      <w:r>
+        <w:rPr>
+          <w:rFonts w:ascii="Aptos" w:hAnsi="Aptos" w:eastAsia="Aptos"/>
+          <w:b w:val="0"/>
+          <w:i w:val="0"/>
+          <w:color w:val="000000"/>
+          <w:sz w:val="22"/>
+        </w:rPr>
+        <w:t xml:space="preserve">Roční vyúčtování SVJ Pronajímatel → předpis záloh Nájemci </w:t>
       </w:r>
     </w:p>
     <w:p>
@@ -2038,7 +3288,14 @@
         <w:jc w:val="left"/>
       </w:pPr>
       <w:r>
-        <w:t>Topení (ústřední) Roční vyúčtování SVJ Pronajímatel → předpis záloh Nájemci</w:t>
+        <w:rPr>
+          <w:rFonts w:ascii="Aptos" w:hAnsi="Aptos" w:eastAsia="Aptos"/>
+          <w:b w:val="0"/>
+          <w:i w:val="0"/>
+          <w:color w:val="000000"/>
+          <w:sz w:val="22"/>
+        </w:rPr>
+        <w:t xml:space="preserve">Topení (ústřední) Roční vyúčtování SVJ Pronajímatel → předpis záloh Nájemci </w:t>
       </w:r>
     </w:p>
     <w:p>
@@ -2051,7 +3308,14 @@
         <w:jc w:val="left"/>
       </w:pPr>
       <w:r>
-        <w:t>Internet (optika) Paušálně 550 Kč/měs. Nájemce</w:t>
+        <w:rPr>
+          <w:rFonts w:ascii="Aptos" w:hAnsi="Aptos" w:eastAsia="Aptos"/>
+          <w:b w:val="0"/>
+          <w:i w:val="0"/>
+          <w:color w:val="000000"/>
+          <w:sz w:val="22"/>
+        </w:rPr>
+        <w:t xml:space="preserve">Internet (optika) Paušálně 550 Kč/měs. Nájemce </w:t>
       </w:r>
     </w:p>
     <w:p>
@@ -2064,7 +3328,14 @@
         <w:jc w:val="left"/>
       </w:pPr>
       <w:r>
-        <w:t>Nájemce předloží při ukončení nájmu závěrečné vyúčtování energií; přeplatky a nedoplatky</w:t>
+        <w:rPr>
+          <w:rFonts w:ascii="Aptos" w:hAnsi="Aptos" w:eastAsia="Aptos"/>
+          <w:b w:val="0"/>
+          <w:i w:val="0"/>
+          <w:color w:val="000000"/>
+          <w:sz w:val="22"/>
+        </w:rPr>
+        <w:t xml:space="preserve">Nájemce předloží při ukončení nájmu závěrečné vyúčtování energií; přeplatky a nedoplatky </w:t>
       </w:r>
     </w:p>
     <w:p>
@@ -2077,7 +3348,14 @@
         <w:jc w:val="left"/>
       </w:pPr>
       <w:r>
-        <w:t>vypořádají Smluvní strany do 30 dnů.</w:t>
+        <w:rPr>
+          <w:rFonts w:ascii="Aptos" w:hAnsi="Aptos" w:eastAsia="Aptos"/>
+          <w:b w:val="0"/>
+          <w:i w:val="0"/>
+          <w:color w:val="000000"/>
+          <w:sz w:val="22"/>
+        </w:rPr>
+        <w:t xml:space="preserve">vypořádají Smluvní strany do 30 dnů. </w:t>
       </w:r>
     </w:p>
     <w:p>
@@ -2090,7 +3368,14 @@
         <w:jc w:val="left"/>
       </w:pPr>
       <w:r>
-        <w:t>11 Pojištění</w:t>
+        <w:rPr>
+          <w:rFonts w:ascii="Aptos" w:hAnsi="Aptos" w:eastAsia="Aptos"/>
+          <w:b/>
+          <w:i w:val="0"/>
+          <w:color w:val="000000"/>
+          <w:sz w:val="22"/>
+        </w:rPr>
+        <w:t xml:space="preserve">11 Pojištění </w:t>
       </w:r>
     </w:p>
     <w:p>
@@ -2103,7 +3388,24 @@
         <w:jc w:val="left"/>
       </w:pPr>
       <w:r>
-        <w:t>1.Pronajímatel má sjednáno pojištění domu vč. odpovědnosti.</w:t>
+        <w:rPr>
+          <w:rFonts w:ascii="Aptos" w:hAnsi="Aptos" w:eastAsia="Aptos"/>
+          <w:b w:val="0"/>
+          <w:i w:val="0"/>
+          <w:color w:val="000000"/>
+          <w:sz w:val="22"/>
+        </w:rPr>
+        <w:t>1.</w:t>
+      </w:r>
+      <w:r>
+        <w:rPr>
+          <w:rFonts w:ascii="Aptos" w:hAnsi="Aptos" w:eastAsia="Aptos"/>
+          <w:b w:val="0"/>
+          <w:i w:val="0"/>
+          <w:color w:val="000000"/>
+          <w:sz w:val="22"/>
+        </w:rPr>
+        <w:t xml:space="preserve">Pronajímatel má sjednáno pojištění domu vč. odpovědnosti. </w:t>
       </w:r>
     </w:p>
     <w:p>
@@ -2116,7 +3418,44 @@
         <w:jc w:val="center"/>
       </w:pPr>
       <w:r>
-        <w:t>2.Nájemce se zavazuje uzavřít pojištění domácnosti s minimálním pojistným plněním</w:t>
+        <w:rPr>
+          <w:rFonts w:ascii="Aptos" w:hAnsi="Aptos" w:eastAsia="Aptos"/>
+          <w:b w:val="0"/>
+          <w:i w:val="0"/>
+          <w:color w:val="000000"/>
+          <w:sz w:val="22"/>
+        </w:rPr>
+        <w:t>2.</w:t>
+      </w:r>
+      <w:r>
+        <w:rPr>
+          <w:rFonts w:ascii="Aptos" w:hAnsi="Aptos" w:eastAsia="Aptos"/>
+          <w:b w:val="0"/>
+          <w:i w:val="0"/>
+          <w:color w:val="000000"/>
+          <w:sz w:val="22"/>
+        </w:rPr>
+        <w:t xml:space="preserve">Nájemce se zavazuje uzavřít </w:t>
+      </w:r>
+      <w:r>
+        <w:rPr>
+          <w:rFonts w:ascii="Aptos" w:hAnsi="Aptos" w:eastAsia="Aptos"/>
+          <w:b/>
+          <w:i w:val="0"/>
+          <w:color w:val="000000"/>
+          <w:sz w:val="22"/>
+        </w:rPr>
+        <w:t>pojištění domácnosti</w:t>
+      </w:r>
+      <w:r>
+        <w:rPr>
+          <w:rFonts w:ascii="Aptos" w:hAnsi="Aptos" w:eastAsia="Aptos"/>
+          <w:b w:val="0"/>
+          <w:i w:val="0"/>
+          <w:color w:val="000000"/>
+          <w:sz w:val="22"/>
+        </w:rPr>
+        <w:t xml:space="preserve"> s minimálním pojistným plněním </w:t>
       </w:r>
     </w:p>
     <w:p>
@@ -2129,7 +3468,14 @@
         <w:jc w:val="left"/>
       </w:pPr>
       <w:r>
-        <w:t>300 000 Kč a předložit kopii pojistné smlouvy do 14 dnů od předání Bytu.</w:t>
+        <w:rPr>
+          <w:rFonts w:ascii="Aptos" w:hAnsi="Aptos" w:eastAsia="Aptos"/>
+          <w:b w:val="0"/>
+          <w:i w:val="0"/>
+          <w:color w:val="000000"/>
+          <w:sz w:val="22"/>
+        </w:rPr>
+        <w:t xml:space="preserve">300 000 Kč a předložit kopii pojistné smlouvy do 14 dnů od předání Bytu. </w:t>
       </w:r>
     </w:p>
     <w:p>
@@ -2142,7 +3488,14 @@
         <w:jc w:val="left"/>
       </w:pPr>
       <w:r>
-        <w:t>12 Odpovědnost za škodu</w:t>
+        <w:rPr>
+          <w:rFonts w:ascii="Aptos" w:hAnsi="Aptos" w:eastAsia="Aptos"/>
+          <w:b/>
+          <w:i w:val="0"/>
+          <w:color w:val="000000"/>
+          <w:sz w:val="22"/>
+        </w:rPr>
+        <w:t xml:space="preserve">12 Odpovědnost za škodu </w:t>
       </w:r>
     </w:p>
     <w:p>
@@ -2158,9 +3511,27 @@
         <w:jc w:val="left"/>
       </w:pPr>
       <w:r>
+        <w:rPr>
+          <w:rFonts w:ascii="Symbol" w:hAnsi="Symbol" w:eastAsia="Symbol"/>
+          <w:b w:val="0"/>
+          <w:i w:val="0"/>
+          <w:color w:val="000000"/>
+          <w:sz w:val="20"/>
+        </w:rPr>
         <w:t>•</w:t>
+      </w:r>
+      <w:r>
         <w:tab/>
-        <w:t>Škodu způsobenou Nájemcem, jeho domácností nebo návštěvou hradí Nájemce.</w:t>
+      </w:r>
+      <w:r>
+        <w:rPr>
+          <w:rFonts w:ascii="Aptos" w:hAnsi="Aptos" w:eastAsia="Aptos"/>
+          <w:b w:val="0"/>
+          <w:i w:val="0"/>
+          <w:color w:val="000000"/>
+          <w:sz w:val="22"/>
+        </w:rPr>
+        <w:t xml:space="preserve">Škodu způsobenou Nájemcem, jeho domácností nebo návštěvou hradí Nájemce. </w:t>
       </w:r>
     </w:p>
     <w:p>
@@ -2176,9 +3547,27 @@
         <w:jc w:val="left"/>
       </w:pPr>
       <w:r>
+        <w:rPr>
+          <w:rFonts w:ascii="Symbol" w:hAnsi="Symbol" w:eastAsia="Symbol"/>
+          <w:b w:val="0"/>
+          <w:i w:val="0"/>
+          <w:color w:val="000000"/>
+          <w:sz w:val="20"/>
+        </w:rPr>
         <w:t>•</w:t>
+      </w:r>
+      <w:r>
         <w:tab/>
-        <w:t>Škodu vzniklou z důvodu neodstraněného vady Bytu hradí Pronajímatel.</w:t>
+      </w:r>
+      <w:r>
+        <w:rPr>
+          <w:rFonts w:ascii="Aptos" w:hAnsi="Aptos" w:eastAsia="Aptos"/>
+          <w:b w:val="0"/>
+          <w:i w:val="0"/>
+          <w:color w:val="000000"/>
+          <w:sz w:val="22"/>
+        </w:rPr>
+        <w:t xml:space="preserve">Škodu vzniklou z důvodu neodstraněného vady Bytu hradí Pronajímatel. </w:t>
       </w:r>
     </w:p>
     <w:p>
@@ -2194,9 +3583,27 @@
         <w:jc w:val="left"/>
       </w:pPr>
       <w:r>
+        <w:rPr>
+          <w:rFonts w:ascii="Symbol" w:hAnsi="Symbol" w:eastAsia="Symbol"/>
+          <w:b w:val="0"/>
+          <w:i w:val="0"/>
+          <w:color w:val="000000"/>
+          <w:sz w:val="20"/>
+        </w:rPr>
         <w:t>•</w:t>
+      </w:r>
+      <w:r>
         <w:tab/>
-        <w:t>Porušení oznamovací povinnosti (čl. 8) zakládá povinnost Nájemce nahradit</w:t>
+      </w:r>
+      <w:r>
+        <w:rPr>
+          <w:rFonts w:ascii="Aptos" w:hAnsi="Aptos" w:eastAsia="Aptos"/>
+          <w:b w:val="0"/>
+          <w:i w:val="0"/>
+          <w:color w:val="000000"/>
+          <w:sz w:val="22"/>
+        </w:rPr>
+        <w:t xml:space="preserve">Porušení oznamovací povinnosti (čl. 8) zakládá povinnost Nájemce nahradit </w:t>
       </w:r>
     </w:p>
     <w:p>
@@ -2209,7 +3616,14 @@
         <w:jc w:val="left"/>
       </w:pPr>
       <w:r>
-        <w:t>pronajímateli vzniklou škodu.</w:t>
+        <w:rPr>
+          <w:rFonts w:ascii="Aptos" w:hAnsi="Aptos" w:eastAsia="Aptos"/>
+          <w:b w:val="0"/>
+          <w:i w:val="0"/>
+          <w:color w:val="000000"/>
+          <w:sz w:val="22"/>
+        </w:rPr>
+        <w:t xml:space="preserve">pronajímateli vzniklou škodu. </w:t>
       </w:r>
     </w:p>
     <w:p>
@@ -2222,7 +3636,14 @@
         <w:jc w:val="left"/>
       </w:pPr>
       <w:r>
-        <w:t>13 Ochrana osobních údajů (GDPR)</w:t>
+        <w:rPr>
+          <w:rFonts w:ascii="Aptos" w:hAnsi="Aptos" w:eastAsia="Aptos"/>
+          <w:b/>
+          <w:i w:val="0"/>
+          <w:color w:val="000000"/>
+          <w:sz w:val="22"/>
+        </w:rPr>
+        <w:t xml:space="preserve">13 Ochrana osobních údajů (GDPR) </w:t>
       </w:r>
     </w:p>
     <w:p>
@@ -2235,7 +3656,24 @@
         <w:jc w:val="left"/>
       </w:pPr>
       <w:r>
-        <w:t>1.Pronajímatel zpracovává osobní údaje Nájemce v rozsahu nezbytném pro plnění</w:t>
+        <w:rPr>
+          <w:rFonts w:ascii="Aptos" w:hAnsi="Aptos" w:eastAsia="Aptos"/>
+          <w:b w:val="0"/>
+          <w:i w:val="0"/>
+          <w:color w:val="000000"/>
+          <w:sz w:val="22"/>
+        </w:rPr>
+        <w:t>1.</w:t>
+      </w:r>
+      <w:r>
+        <w:rPr>
+          <w:rFonts w:ascii="Aptos" w:hAnsi="Aptos" w:eastAsia="Aptos"/>
+          <w:b w:val="0"/>
+          <w:i w:val="0"/>
+          <w:color w:val="000000"/>
+          <w:sz w:val="22"/>
+        </w:rPr>
+        <w:t xml:space="preserve">Pronajímatel zpracovává osobní údaje Nájemce v rozsahu nezbytném pro plnění </w:t>
       </w:r>
     </w:p>
     <w:p>
@@ -2248,7 +3686,14 @@
         <w:jc w:val="left"/>
       </w:pPr>
       <w:r>
-        <w:t>smlouvy.</w:t>
+        <w:rPr>
+          <w:rFonts w:ascii="Aptos" w:hAnsi="Aptos" w:eastAsia="Aptos"/>
+          <w:b w:val="0"/>
+          <w:i w:val="0"/>
+          <w:color w:val="000000"/>
+          <w:sz w:val="22"/>
+        </w:rPr>
+        <w:t xml:space="preserve">smlouvy. </w:t>
       </w:r>
     </w:p>
     <w:p>
@@ -2261,7 +3706,24 @@
         <w:jc w:val="left"/>
       </w:pPr>
       <w:r>
-        <w:t>2.Údaje nejsou předávány třetím osobám s výjimkou správcovské společnosti a subjektů</w:t>
+        <w:rPr>
+          <w:rFonts w:ascii="Aptos" w:hAnsi="Aptos" w:eastAsia="Aptos"/>
+          <w:b w:val="0"/>
+          <w:i w:val="0"/>
+          <w:color w:val="000000"/>
+          <w:sz w:val="22"/>
+        </w:rPr>
+        <w:t>2.</w:t>
+      </w:r>
+      <w:r>
+        <w:rPr>
+          <w:rFonts w:ascii="Aptos" w:hAnsi="Aptos" w:eastAsia="Aptos"/>
+          <w:b w:val="0"/>
+          <w:i w:val="0"/>
+          <w:color w:val="000000"/>
+          <w:sz w:val="22"/>
+        </w:rPr>
+        <w:t xml:space="preserve">Údaje nejsou předávány třetím osobám s výjimkou správcovské společnosti a subjektů </w:t>
       </w:r>
     </w:p>
     <w:p>
@@ -2274,7 +3736,14 @@
         <w:jc w:val="left"/>
       </w:pPr>
       <w:r>
-        <w:t>zajišťujících vyúčtování služeb.</w:t>
+        <w:rPr>
+          <w:rFonts w:ascii="Aptos" w:hAnsi="Aptos" w:eastAsia="Aptos"/>
+          <w:b w:val="0"/>
+          <w:i w:val="0"/>
+          <w:color w:val="000000"/>
+          <w:sz w:val="22"/>
+        </w:rPr>
+        <w:t xml:space="preserve">zajišťujících vyúčtování služeb. </w:t>
       </w:r>
     </w:p>
     <w:p>
@@ -2306,7 +3775,24 @@
         <w:jc w:val="left"/>
       </w:pPr>
       <w:r>
-        <w:t>3.Nájemce má právo na přístup, opravu a výmaz osobních údajů dle GDPR.</w:t>
+        <w:rPr>
+          <w:rFonts w:ascii="Aptos" w:hAnsi="Aptos" w:eastAsia="Aptos"/>
+          <w:b w:val="0"/>
+          <w:i w:val="0"/>
+          <w:color w:val="000000"/>
+          <w:sz w:val="22"/>
+        </w:rPr>
+        <w:t>3.</w:t>
+      </w:r>
+      <w:r>
+        <w:rPr>
+          <w:rFonts w:ascii="Aptos" w:hAnsi="Aptos" w:eastAsia="Aptos"/>
+          <w:b w:val="0"/>
+          <w:i w:val="0"/>
+          <w:color w:val="000000"/>
+          <w:sz w:val="22"/>
+        </w:rPr>
+        <w:t xml:space="preserve">Nájemce má právo na přístup, opravu a výmaz osobních údajů dle GDPR. </w:t>
       </w:r>
     </w:p>
     <w:p>
@@ -2322,7 +3808,50 @@
         <w:jc w:val="left"/>
       </w:pPr>
       <w:r>
-        <w:t>14 Ukončení nájmu 1.Dohodou kdykoli, písemná forma.</w:t>
+        <w:rPr>
+          <w:rFonts w:ascii="Aptos" w:hAnsi="Aptos" w:eastAsia="Aptos"/>
+          <w:b/>
+          <w:i w:val="0"/>
+          <w:color w:val="000000"/>
+          <w:sz w:val="22"/>
+        </w:rPr>
+        <w:t xml:space="preserve">14 Ukončení nájmu </w:t>
+      </w:r>
+      <w:r>
+        <w:br/>
+      </w:r>
+      <w:r>
+        <w:tab/>
+      </w:r>
+      <w:r>
+        <w:rPr>
+          <w:rFonts w:ascii="Aptos" w:hAnsi="Aptos" w:eastAsia="Aptos"/>
+          <w:b w:val="0"/>
+          <w:i w:val="0"/>
+          <w:color w:val="000000"/>
+          <w:sz w:val="22"/>
+        </w:rPr>
+        <w:t>1.</w:t>
+      </w:r>
+      <w:r>
+        <w:rPr>
+          <w:rFonts w:ascii="Aptos" w:hAnsi="Aptos" w:eastAsia="Aptos"/>
+          <w:b/>
+          <w:i w:val="0"/>
+          <w:color w:val="000000"/>
+          <w:sz w:val="22"/>
+        </w:rPr>
+        <w:t>Dohodou</w:t>
+      </w:r>
+      <w:r>
+        <w:rPr>
+          <w:rFonts w:ascii="Aptos" w:hAnsi="Aptos" w:eastAsia="Aptos"/>
+          <w:b w:val="0"/>
+          <w:i w:val="0"/>
+          <w:color w:val="000000"/>
+          <w:sz w:val="22"/>
+        </w:rPr>
+        <w:t xml:space="preserve"> kdykoli, písemná forma. </w:t>
       </w:r>
     </w:p>
     <w:p>
@@ -2338,7 +3867,47 @@
         <w:jc w:val="left"/>
       </w:pPr>
       <w:r>
-        <w:t>2.Výpověď bez výpovědní doby při hrubém porušení smlouvy (neplacení, poškozování bytu atd.).</w:t>
+        <w:rPr>
+          <w:rFonts w:ascii="Aptos" w:hAnsi="Aptos" w:eastAsia="Aptos"/>
+          <w:b w:val="0"/>
+          <w:i w:val="0"/>
+          <w:color w:val="000000"/>
+          <w:sz w:val="22"/>
+        </w:rPr>
+        <w:t>2.</w:t>
+      </w:r>
+      <w:r>
+        <w:rPr>
+          <w:rFonts w:ascii="Aptos" w:hAnsi="Aptos" w:eastAsia="Aptos"/>
+          <w:b/>
+          <w:i w:val="0"/>
+          <w:color w:val="000000"/>
+          <w:sz w:val="22"/>
+        </w:rPr>
+        <w:t>Výpověď bez výpovědní doby</w:t>
+      </w:r>
+      <w:r>
+        <w:rPr>
+          <w:rFonts w:ascii="Aptos" w:hAnsi="Aptos" w:eastAsia="Aptos"/>
+          <w:b w:val="0"/>
+          <w:i w:val="0"/>
+          <w:color w:val="000000"/>
+          <w:sz w:val="22"/>
+        </w:rPr>
+        <w:t xml:space="preserve"> při hrubém porušení smlouvy (neplacení, poškozování </w:t>
+      </w:r>
+      <w:r>
+        <w:tab/>
+      </w:r>
+      <w:r>
+        <w:rPr>
+          <w:rFonts w:ascii="Aptos" w:hAnsi="Aptos" w:eastAsia="Aptos"/>
+          <w:b w:val="0"/>
+          <w:i w:val="0"/>
+          <w:color w:val="000000"/>
+          <w:sz w:val="22"/>
+        </w:rPr>
+        <w:t xml:space="preserve">bytu atd.). </w:t>
       </w:r>
     </w:p>
     <w:p>
@@ -2351,7 +3920,34 @@
         <w:jc w:val="left"/>
       </w:pPr>
       <w:r>
-        <w:t>3.Výpověď s výpovědní dobou 3 měsíce ze zákonných důvodů (§ 2288 OZ).</w:t>
+        <w:rPr>
+          <w:rFonts w:ascii="Aptos" w:hAnsi="Aptos" w:eastAsia="Aptos"/>
+          <w:b w:val="0"/>
+          <w:i w:val="0"/>
+          <w:color w:val="000000"/>
+          <w:sz w:val="22"/>
+        </w:rPr>
+        <w:t>3.</w:t>
+      </w:r>
+      <w:r>
+        <w:rPr>
+          <w:rFonts w:ascii="Aptos" w:hAnsi="Aptos" w:eastAsia="Aptos"/>
+          <w:b/>
+          <w:i w:val="0"/>
+          <w:color w:val="000000"/>
+          <w:sz w:val="22"/>
+        </w:rPr>
+        <w:t>Výpověď s výpovědní dobou 3 měsíce</w:t>
+      </w:r>
+      <w:r>
+        <w:rPr>
+          <w:rFonts w:ascii="Aptos" w:hAnsi="Aptos" w:eastAsia="Aptos"/>
+          <w:b w:val="0"/>
+          <w:i w:val="0"/>
+          <w:color w:val="000000"/>
+          <w:sz w:val="22"/>
+        </w:rPr>
+        <w:t xml:space="preserve"> ze zákonných důvodů (§ 2288 OZ). </w:t>
       </w:r>
     </w:p>
     <w:p>
@@ -2367,7 +3963,57 @@
         <w:jc w:val="left"/>
       </w:pPr>
       <w:r>
-        <w:t>4.Převzetí Bytu po ukončení nájmu bude stvrzeno Předávacím protokolem s aktuálními stavy měřidel a inventáře.</w:t>
+        <w:rPr>
+          <w:rFonts w:ascii="Aptos" w:hAnsi="Aptos" w:eastAsia="Aptos"/>
+          <w:b w:val="0"/>
+          <w:i w:val="0"/>
+          <w:color w:val="000000"/>
+          <w:sz w:val="22"/>
+        </w:rPr>
+        <w:t>4.</w:t>
+      </w:r>
+      <w:r>
+        <w:rPr>
+          <w:rFonts w:ascii="Aptos" w:hAnsi="Aptos" w:eastAsia="Aptos"/>
+          <w:b w:val="0"/>
+          <w:i w:val="0"/>
+          <w:color w:val="000000"/>
+          <w:sz w:val="22"/>
+        </w:rPr>
+        <w:t xml:space="preserve">Převzetí Bytu po ukončení nájmu bude stvrzeno </w:t>
+      </w:r>
+      <w:r>
+        <w:rPr>
+          <w:rFonts w:ascii="Aptos" w:hAnsi="Aptos" w:eastAsia="Aptos"/>
+          <w:b/>
+          <w:i w:val="0"/>
+          <w:color w:val="000000"/>
+          <w:sz w:val="22"/>
+        </w:rPr>
+        <w:t>Předávacím protokolem</w:t>
+      </w:r>
+      <w:r>
+        <w:rPr>
+          <w:rFonts w:ascii="Aptos" w:hAnsi="Aptos" w:eastAsia="Aptos"/>
+          <w:b w:val="0"/>
+          <w:i w:val="0"/>
+          <w:color w:val="000000"/>
+          <w:sz w:val="22"/>
+        </w:rPr>
+        <w:t xml:space="preserve"> s aktuálními </w:t>
+      </w:r>
+      <w:r>
+        <w:tab/>
+      </w:r>
+      <w:r>
+        <w:rPr>
+          <w:rFonts w:ascii="Aptos" w:hAnsi="Aptos" w:eastAsia="Aptos"/>
+          <w:b w:val="0"/>
+          <w:i w:val="0"/>
+          <w:color w:val="000000"/>
+          <w:sz w:val="22"/>
+        </w:rPr>
+        <w:t xml:space="preserve">stavy měřidel a inventáře. </w:t>
       </w:r>
     </w:p>
     <w:p>
@@ -2380,7 +4026,14 @@
         <w:jc w:val="left"/>
       </w:pPr>
       <w:r>
-        <w:t>15 Smluvní pokuty</w:t>
+        <w:rPr>
+          <w:rFonts w:ascii="Aptos" w:hAnsi="Aptos" w:eastAsia="Aptos"/>
+          <w:b/>
+          <w:i w:val="0"/>
+          <w:color w:val="000000"/>
+          <w:sz w:val="22"/>
+        </w:rPr>
+        <w:t xml:space="preserve">15 Smluvní pokuty </w:t>
       </w:r>
     </w:p>
     <w:p>
@@ -2396,7 +4049,24 @@
         <w:jc w:val="left"/>
       </w:pPr>
       <w:r>
-        <w:t>Porušení Výše smluvní pokuty</w:t>
+        <w:rPr>
+          <w:rFonts w:ascii="Aptos" w:hAnsi="Aptos" w:eastAsia="Aptos"/>
+          <w:b/>
+          <w:i w:val="0"/>
+          <w:color w:val="000000"/>
+          <w:sz w:val="22"/>
+        </w:rPr>
+        <w:t xml:space="preserve">Porušení </w:t>
+      </w:r>
+      <w:r>
+        <w:rPr>
+          <w:rFonts w:ascii="Aptos" w:hAnsi="Aptos" w:eastAsia="Aptos"/>
+          <w:b/>
+          <w:i w:val="0"/>
+          <w:color w:val="000000"/>
+          <w:sz w:val="22"/>
+        </w:rPr>
+        <w:t xml:space="preserve">Výše smluvní pokuty </w:t>
       </w:r>
     </w:p>
     <w:p>
@@ -2409,7 +4079,14 @@
         <w:jc w:val="left"/>
       </w:pPr>
       <w:r>
-        <w:t>Prodlení s úhradou nájemného či služeb 0,05 % z dlužné částky za každý den</w:t>
+        <w:rPr>
+          <w:rFonts w:ascii="Aptos" w:hAnsi="Aptos" w:eastAsia="Aptos"/>
+          <w:b w:val="0"/>
+          <w:i w:val="0"/>
+          <w:color w:val="000000"/>
+          <w:sz w:val="22"/>
+        </w:rPr>
+        <w:t xml:space="preserve">Prodlení s úhradou nájemného či služeb 0,05 % z dlužné částky za každý den </w:t>
       </w:r>
     </w:p>
     <w:p>
@@ -2425,7 +4102,24 @@
         <w:jc w:val="left"/>
       </w:pPr>
       <w:r>
-        <w:t>Nepovolené podnájemní užívání 5 000 Kč za každý započatý měsíc</w:t>
+        <w:rPr>
+          <w:rFonts w:ascii="Aptos" w:hAnsi="Aptos" w:eastAsia="Aptos"/>
+          <w:b w:val="0"/>
+          <w:i w:val="0"/>
+          <w:color w:val="000000"/>
+          <w:sz w:val="22"/>
+        </w:rPr>
+        <w:t xml:space="preserve">Nepovolené podnájemní užívání </w:t>
+      </w:r>
+      <w:r>
+        <w:rPr>
+          <w:rFonts w:ascii="Aptos" w:hAnsi="Aptos" w:eastAsia="Aptos"/>
+          <w:b w:val="0"/>
+          <w:i w:val="0"/>
+          <w:color w:val="000000"/>
+          <w:sz w:val="22"/>
+        </w:rPr>
+        <w:t xml:space="preserve">5 000 Kč za každý započatý měsíc </w:t>
       </w:r>
     </w:p>
     <w:p>
@@ -2441,7 +4135,24 @@
         <w:jc w:val="left"/>
       </w:pPr>
       <w:r>
-        <w:t>Nepředání Bytu v čas 1 000 Kč za každý den prodlení</w:t>
+        <w:rPr>
+          <w:rFonts w:ascii="Aptos" w:hAnsi="Aptos" w:eastAsia="Aptos"/>
+          <w:b w:val="0"/>
+          <w:i w:val="0"/>
+          <w:color w:val="000000"/>
+          <w:sz w:val="22"/>
+        </w:rPr>
+        <w:t xml:space="preserve">Nepředání Bytu v čas </w:t>
+      </w:r>
+      <w:r>
+        <w:rPr>
+          <w:rFonts w:ascii="Aptos" w:hAnsi="Aptos" w:eastAsia="Aptos"/>
+          <w:b w:val="0"/>
+          <w:i w:val="0"/>
+          <w:color w:val="000000"/>
+          <w:sz w:val="22"/>
+        </w:rPr>
+        <w:t xml:space="preserve">1 000 Kč za každý den prodlení </w:t>
       </w:r>
     </w:p>
     <w:p>
@@ -2454,7 +4165,14 @@
         <w:jc w:val="left"/>
       </w:pPr>
       <w:r>
-        <w:t>Úhrada smluvní pokuty nezbavuje Smluvní stranu povinnosti nahradit škodu v plné výši.</w:t>
+        <w:rPr>
+          <w:rFonts w:ascii="Aptos" w:hAnsi="Aptos" w:eastAsia="Aptos"/>
+          <w:b w:val="0"/>
+          <w:i w:val="0"/>
+          <w:color w:val="000000"/>
+          <w:sz w:val="22"/>
+        </w:rPr>
+        <w:t xml:space="preserve">Úhrada smluvní pokuty nezbavuje Smluvní stranu povinnosti nahradit škodu v plné výši. </w:t>
       </w:r>
     </w:p>
     <w:p>
@@ -2467,7 +4185,57 @@
         <w:jc w:val="left"/>
       </w:pPr>
       <w:r>
-        <w:t>16 Závěrečná ustanovení 1.Tato smlouva nabývá účinnosti dnem podpisu obou Smluvních stran. 2.Smlouvu lze měnit pouze písemnými číslovanými dodatky.</w:t>
+        <w:rPr>
+          <w:rFonts w:ascii="Aptos" w:hAnsi="Aptos" w:eastAsia="Aptos"/>
+          <w:b/>
+          <w:i w:val="0"/>
+          <w:color w:val="000000"/>
+          <w:sz w:val="22"/>
+        </w:rPr>
+        <w:t xml:space="preserve">16 Závěrečná ustanovení </w:t>
+      </w:r>
+      <w:r>
+        <w:br/>
+      </w:r>
+      <w:r>
+        <w:rPr>
+          <w:rFonts w:ascii="Aptos" w:hAnsi="Aptos" w:eastAsia="Aptos"/>
+          <w:b w:val="0"/>
+          <w:i w:val="0"/>
+          <w:color w:val="000000"/>
+          <w:sz w:val="22"/>
+        </w:rPr>
+        <w:t>1.</w:t>
+      </w:r>
+      <w:r>
+        <w:rPr>
+          <w:rFonts w:ascii="Aptos" w:hAnsi="Aptos" w:eastAsia="Aptos"/>
+          <w:b w:val="0"/>
+          <w:i w:val="0"/>
+          <w:color w:val="000000"/>
+          <w:sz w:val="22"/>
+        </w:rPr>
+        <w:t xml:space="preserve">Tato smlouva nabývá účinnosti dnem podpisu obou Smluvních stran. </w:t>
+      </w:r>
+      <w:r>
+        <w:rPr>
+          <w:rFonts w:ascii="Aptos" w:hAnsi="Aptos" w:eastAsia="Aptos"/>
+          <w:b w:val="0"/>
+          <w:i w:val="0"/>
+          <w:color w:val="000000"/>
+          <w:sz w:val="22"/>
+        </w:rPr>
+        <w:t>2.</w:t>
+      </w:r>
+      <w:r>
+        <w:rPr>
+          <w:rFonts w:ascii="Aptos" w:hAnsi="Aptos" w:eastAsia="Aptos"/>
+          <w:b w:val="0"/>
+          <w:i w:val="0"/>
+          <w:color w:val="000000"/>
+          <w:sz w:val="22"/>
+        </w:rPr>
+        <w:t xml:space="preserve">Smlouvu lze měnit pouze písemnými číslovanými dodatky. </w:t>
       </w:r>
     </w:p>
     <w:p>
@@ -2480,7 +4248,24 @@
         <w:jc w:val="left"/>
       </w:pPr>
       <w:r>
-        <w:t>3.Nedílnou součástí smlouvy jsou:</w:t>
+        <w:rPr>
+          <w:rFonts w:ascii="Aptos" w:hAnsi="Aptos" w:eastAsia="Aptos"/>
+          <w:b w:val="0"/>
+          <w:i w:val="0"/>
+          <w:color w:val="000000"/>
+          <w:sz w:val="22"/>
+        </w:rPr>
+        <w:t>3.</w:t>
+      </w:r>
+      <w:r>
+        <w:rPr>
+          <w:rFonts w:ascii="Aptos" w:hAnsi="Aptos" w:eastAsia="Aptos"/>
+          <w:b w:val="0"/>
+          <w:i w:val="0"/>
+          <w:color w:val="000000"/>
+          <w:sz w:val="22"/>
+        </w:rPr>
+        <w:t xml:space="preserve">Nedílnou součástí smlouvy jsou: </w:t>
       </w:r>
     </w:p>
     <w:p>
@@ -2496,7 +4281,27 @@
         <w:jc w:val="left"/>
       </w:pPr>
       <w:r>
-        <w:t>o Příloha č. 1 – Inventární list</w:t>
+        <w:rPr>
+          <w:rFonts w:ascii="Courier New" w:hAnsi="Courier New" w:eastAsia="Courier New"/>
+          <w:b w:val="0"/>
+          <w:i w:val="0"/>
+          <w:color w:val="000000"/>
+          <w:sz w:val="20"/>
+        </w:rPr>
+        <w:t xml:space="preserve">o </w:t>
+      </w:r>
+      <w:r>
+        <w:tab/>
+      </w:r>
+      <w:r>
+        <w:rPr>
+          <w:rFonts w:ascii="Aptos" w:hAnsi="Aptos" w:eastAsia="Aptos"/>
+          <w:b w:val="0"/>
+          <w:i w:val="0"/>
+          <w:color w:val="000000"/>
+          <w:sz w:val="22"/>
+        </w:rPr>
+        <w:t xml:space="preserve">Příloha č. 1 – Inventární list </w:t>
       </w:r>
     </w:p>
     <w:p>
@@ -2513,7 +4318,50 @@
         <w:jc w:val="left"/>
       </w:pPr>
       <w:r>
-        <w:t>o Příloha č. 2 – Předávací protokol (vyplní se při předání) 4.Otázky neupravené touto smlouvou se řídí občanským zákoníkem.</w:t>
+        <w:tab/>
+      </w:r>
+      <w:r>
+        <w:rPr>
+          <w:rFonts w:ascii="Courier New" w:hAnsi="Courier New" w:eastAsia="Courier New"/>
+          <w:b w:val="0"/>
+          <w:i w:val="0"/>
+          <w:color w:val="000000"/>
+          <w:sz w:val="20"/>
+        </w:rPr>
+        <w:t xml:space="preserve">o </w:t>
+      </w:r>
+      <w:r>
+        <w:tab/>
+      </w:r>
+      <w:r>
+        <w:rPr>
+          <w:rFonts w:ascii="Aptos" w:hAnsi="Aptos" w:eastAsia="Aptos"/>
+          <w:b w:val="0"/>
+          <w:i w:val="0"/>
+          <w:color w:val="000000"/>
+          <w:sz w:val="22"/>
+        </w:rPr>
+        <w:t xml:space="preserve">Příloha č. 2 – Předávací protokol (vyplní se při předání) </w:t>
+      </w:r>
+      <w:r>
+        <w:rPr>
+          <w:rFonts w:ascii="Aptos" w:hAnsi="Aptos" w:eastAsia="Aptos"/>
+          <w:b w:val="0"/>
+          <w:i w:val="0"/>
+          <w:color w:val="000000"/>
+          <w:sz w:val="22"/>
+        </w:rPr>
+        <w:t>4.</w:t>
+      </w:r>
+      <w:r>
+        <w:rPr>
+          <w:rFonts w:ascii="Aptos" w:hAnsi="Aptos" w:eastAsia="Aptos"/>
+          <w:b w:val="0"/>
+          <w:i w:val="0"/>
+          <w:color w:val="000000"/>
+          <w:sz w:val="22"/>
+        </w:rPr>
+        <w:t xml:space="preserve">Otázky neupravené touto smlouvou se řídí občanským zákoníkem. </w:t>
       </w:r>
     </w:p>
     <w:p>
@@ -2529,7 +4377,37 @@
         <w:jc w:val="left"/>
       </w:pPr>
       <w:r>
-        <w:t>5.Smlouva je vyhotovena ve dvou stejnopisech, z nichž každá Smluvní strana obdrží jedno vyhotovení.</w:t>
+        <w:rPr>
+          <w:rFonts w:ascii="Aptos" w:hAnsi="Aptos" w:eastAsia="Aptos"/>
+          <w:b w:val="0"/>
+          <w:i w:val="0"/>
+          <w:color w:val="000000"/>
+          <w:sz w:val="22"/>
+        </w:rPr>
+        <w:t>5.</w:t>
+      </w:r>
+      <w:r>
+        <w:rPr>
+          <w:rFonts w:ascii="Aptos" w:hAnsi="Aptos" w:eastAsia="Aptos"/>
+          <w:b w:val="0"/>
+          <w:i w:val="0"/>
+          <w:color w:val="000000"/>
+          <w:sz w:val="22"/>
+        </w:rPr>
+        <w:t xml:space="preserve">Smlouva je vyhotovena ve dvou stejnopisech, z nichž každá Smluvní strana obdrží jedno </w:t>
+      </w:r>
+      <w:r>
+        <w:tab/>
+      </w:r>
+      <w:r>
+        <w:rPr>
+          <w:rFonts w:ascii="Aptos" w:hAnsi="Aptos" w:eastAsia="Aptos"/>
+          <w:b w:val="0"/>
+          <w:i w:val="0"/>
+          <w:color w:val="000000"/>
+          <w:sz w:val="22"/>
+        </w:rPr>
+        <w:t xml:space="preserve">vyhotovení. </w:t>
       </w:r>
     </w:p>
     <w:p>
@@ -2545,7 +4423,37 @@
         <w:jc w:val="left"/>
       </w:pPr>
       <w:r>
-        <w:t>6.Smluvní strany prohlašují, že si smlouvu přečetly, souhlasí s jejím obsahem a na důkaz toho připojují své podpisy.</w:t>
+        <w:rPr>
+          <w:rFonts w:ascii="Aptos" w:hAnsi="Aptos" w:eastAsia="Aptos"/>
+          <w:b w:val="0"/>
+          <w:i w:val="0"/>
+          <w:color w:val="000000"/>
+          <w:sz w:val="22"/>
+        </w:rPr>
+        <w:t>6.</w:t>
+      </w:r>
+      <w:r>
+        <w:rPr>
+          <w:rFonts w:ascii="Aptos" w:hAnsi="Aptos" w:eastAsia="Aptos"/>
+          <w:b w:val="0"/>
+          <w:i w:val="0"/>
+          <w:color w:val="000000"/>
+          <w:sz w:val="22"/>
+        </w:rPr>
+        <w:t xml:space="preserve">Smluvní strany prohlašují, že si smlouvu přečetly, souhlasí s jejím obsahem a na důkaz </w:t>
+      </w:r>
+      <w:r>
+        <w:tab/>
+      </w:r>
+      <w:r>
+        <w:rPr>
+          <w:rFonts w:ascii="Aptos" w:hAnsi="Aptos" w:eastAsia="Aptos"/>
+          <w:b w:val="0"/>
+          <w:i w:val="0"/>
+          <w:color w:val="000000"/>
+          <w:sz w:val="22"/>
+        </w:rPr>
+        <w:t xml:space="preserve">toho připojují své podpisy. </w:t>
       </w:r>
     </w:p>
     <w:p>
@@ -2558,7 +4466,7 @@
         <w:jc w:val="left"/>
       </w:pPr>
       <w:r>
-        <w:t>[[ADDRESS_2]] dne [[DATE_6]]</w:t>
+        <w:t>V Olomouci dne [[DATE_6]]</w:t>
       </w:r>
     </w:p>
     <w:p>
@@ -2626,7 +4534,7 @@
         <w:jc w:val="left"/>
       </w:pPr>
       <w:r>
-        <w:t>[[PERSON_5]](Pronajímatel) [[PERSON_4]](Nájemce)</w:t>
+        <w:t xml:space="preserve">[[PERSON_2]](Pronajímatel) [[PERSON_1]](Nájemce) </w:t>
       </w:r>
     </w:p>
     <w:p>
@@ -2639,7 +4547,14 @@
         <w:jc w:val="left"/>
       </w:pPr>
       <w:r>
-        <w:t>Příloha č. 1 – Inventární list (úplná verze)</w:t>
+        <w:rPr>
+          <w:rFonts w:ascii="Aptos" w:hAnsi="Aptos" w:eastAsia="Aptos"/>
+          <w:b/>
+          <w:i w:val="0"/>
+          <w:color w:val="000000"/>
+          <w:sz w:val="22"/>
+        </w:rPr>
+        <w:t xml:space="preserve">Příloha č. 1 – Inventární list (úplná verze) </w:t>
       </w:r>
     </w:p>
     <w:tbl>
@@ -2684,7 +4599,14 @@
               <w:jc w:val="left"/>
             </w:pPr>
             <w:r>
-              <w:t>Č. Popis položky</w:t>
+              <w:rPr>
+                <w:rFonts w:ascii="Aptos" w:hAnsi="Aptos" w:eastAsia="Aptos"/>
+                <w:b/>
+                <w:i w:val="0"/>
+                <w:color w:val="000000"/>
+                <w:sz w:val="22"/>
+              </w:rPr>
+              <w:t xml:space="preserve">Č. Popis položky </w:t>
             </w:r>
           </w:p>
         </w:tc>
@@ -2707,7 +4629,14 @@
               <w:jc w:val="left"/>
             </w:pPr>
             <w:r>
-              <w:t>Výrobce /</w:t>
+              <w:rPr>
+                <w:rFonts w:ascii="Aptos" w:hAnsi="Aptos" w:eastAsia="Aptos"/>
+                <w:b/>
+                <w:i w:val="0"/>
+                <w:color w:val="000000"/>
+                <w:sz w:val="22"/>
+              </w:rPr>
+              <w:t xml:space="preserve">Výrobce / </w:t>
             </w:r>
           </w:p>
         </w:tc>
@@ -2735,7 +4664,14 @@
               <w:jc w:val="center"/>
             </w:pPr>
             <w:r>
-              <w:t>Počet</w:t>
+              <w:rPr>
+                <w:rFonts w:ascii="Aptos" w:hAnsi="Aptos" w:eastAsia="Aptos"/>
+                <w:b/>
+                <w:i w:val="0"/>
+                <w:color w:val="000000"/>
+                <w:sz w:val="22"/>
+              </w:rPr>
+              <w:t xml:space="preserve">Počet </w:t>
             </w:r>
           </w:p>
         </w:tc>
@@ -2758,7 +4694,14 @@
               <w:jc w:val="center"/>
             </w:pPr>
             <w:r>
-              <w:t>Pořiz.</w:t>
+              <w:rPr>
+                <w:rFonts w:ascii="Aptos" w:hAnsi="Aptos" w:eastAsia="Aptos"/>
+                <w:b/>
+                <w:i w:val="0"/>
+                <w:color w:val="000000"/>
+                <w:sz w:val="22"/>
+              </w:rPr>
+              <w:t xml:space="preserve">Pořiz. </w:t>
             </w:r>
           </w:p>
         </w:tc>
@@ -2786,7 +4729,14 @@
               <w:jc w:val="left"/>
             </w:pPr>
             <w:r>
-              <w:t>[[PERSON_1]]</w:t>
+              <w:rPr>
+                <w:rFonts w:ascii="Aptos" w:hAnsi="Aptos" w:eastAsia="Aptos"/>
+                <w:b/>
+                <w:i w:val="0"/>
+                <w:color w:val="000000"/>
+                <w:sz w:val="22"/>
+              </w:rPr>
+              <w:t xml:space="preserve">Stav </w:t>
             </w:r>
           </w:p>
         </w:tc>
@@ -2822,7 +4772,14 @@
               <w:jc w:val="left"/>
             </w:pPr>
             <w:r>
-              <w:t>model</w:t>
+              <w:rPr>
+                <w:rFonts w:ascii="Aptos" w:hAnsi="Aptos" w:eastAsia="Aptos"/>
+                <w:b/>
+                <w:i w:val="0"/>
+                <w:color w:val="000000"/>
+                <w:sz w:val="22"/>
+              </w:rPr>
+              <w:t xml:space="preserve">model </w:t>
             </w:r>
           </w:p>
         </w:tc>
@@ -2853,7 +4810,14 @@
               <w:jc w:val="left"/>
             </w:pPr>
             <w:r>
-              <w:t>rok</w:t>
+              <w:rPr>
+                <w:rFonts w:ascii="Aptos" w:hAnsi="Aptos" w:eastAsia="Aptos"/>
+                <w:b/>
+                <w:i w:val="0"/>
+                <w:color w:val="000000"/>
+                <w:sz w:val="22"/>
+              </w:rPr>
+              <w:t xml:space="preserve">rok </w:t>
             </w:r>
           </w:p>
         </w:tc>
@@ -2892,7 +4856,34 @@
               <w:jc w:val="left"/>
             </w:pPr>
             <w:r>
-              <w:t>1 Kuchyňská linka (skříňky, pracovní deska)</w:t>
+              <w:rPr>
+                <w:rFonts w:ascii="Aptos" w:hAnsi="Aptos" w:eastAsia="Aptos"/>
+                <w:b w:val="0"/>
+                <w:i w:val="0"/>
+                <w:color w:val="000000"/>
+                <w:sz w:val="22"/>
+              </w:rPr>
+              <w:t xml:space="preserve">1 </w:t>
+            </w:r>
+            <w:r>
+              <w:rPr>
+                <w:rFonts w:ascii="Aptos" w:hAnsi="Aptos" w:eastAsia="Aptos"/>
+                <w:b w:val="0"/>
+                <w:i w:val="0"/>
+                <w:color w:val="000000"/>
+                <w:sz w:val="22"/>
+              </w:rPr>
+              <w:t xml:space="preserve">Kuchyňská linka (skříňky, pracovní </w:t>
+            </w:r>
+            <w:r>
+              <w:rPr>
+                <w:rFonts w:ascii="Aptos" w:hAnsi="Aptos" w:eastAsia="Aptos"/>
+                <w:b w:val="0"/>
+                <w:i w:val="0"/>
+                <w:color w:val="000000"/>
+                <w:sz w:val="22"/>
+              </w:rPr>
+              <w:t xml:space="preserve">deska) </w:t>
             </w:r>
           </w:p>
         </w:tc>
@@ -2915,7 +4906,14 @@
               <w:jc w:val="left"/>
             </w:pPr>
             <w:r>
-              <w:t>IKEA Metod</w:t>
+              <w:rPr>
+                <w:rFonts w:ascii="Aptos" w:hAnsi="Aptos" w:eastAsia="Aptos"/>
+                <w:b w:val="0"/>
+                <w:i w:val="0"/>
+                <w:color w:val="000000"/>
+                <w:sz w:val="22"/>
+              </w:rPr>
+              <w:t xml:space="preserve">IKEA Metod </w:t>
             </w:r>
           </w:p>
         </w:tc>
@@ -2943,7 +4941,14 @@
               <w:jc w:val="left"/>
             </w:pPr>
             <w:r>
-              <w:t>souprava 2021</w:t>
+              <w:rPr>
+                <w:rFonts w:ascii="Aptos" w:hAnsi="Aptos" w:eastAsia="Aptos"/>
+                <w:b w:val="0"/>
+                <w:i w:val="0"/>
+                <w:color w:val="000000"/>
+                <w:sz w:val="22"/>
+              </w:rPr>
+              <w:t xml:space="preserve">souprava 2021 </w:t>
             </w:r>
           </w:p>
         </w:tc>
@@ -2966,7 +4971,14 @@
               <w:jc w:val="left"/>
             </w:pPr>
             <w:r>
-              <w:t>výborný</w:t>
+              <w:rPr>
+                <w:rFonts w:ascii="Aptos" w:hAnsi="Aptos" w:eastAsia="Aptos"/>
+                <w:b w:val="0"/>
+                <w:i w:val="0"/>
+                <w:color w:val="000000"/>
+                <w:sz w:val="22"/>
+              </w:rPr>
+              <w:t xml:space="preserve">výborný </w:t>
             </w:r>
           </w:p>
         </w:tc>
@@ -2994,7 +5006,14 @@
               <w:jc w:val="left"/>
             </w:pPr>
             <w:r>
-              <w:t>2 Sporák sklokeramický</w:t>
+              <w:rPr>
+                <w:rFonts w:ascii="Aptos" w:hAnsi="Aptos" w:eastAsia="Aptos"/>
+                <w:b w:val="0"/>
+                <w:i w:val="0"/>
+                <w:color w:val="000000"/>
+                <w:sz w:val="22"/>
+              </w:rPr>
+              <w:t xml:space="preserve">2 Sporák sklokeramický </w:t>
             </w:r>
           </w:p>
         </w:tc>
@@ -3022,7 +5041,14 @@
               <w:jc w:val="left"/>
             </w:pPr>
             <w:r>
-              <w:t>Gorenje ECS6B 1</w:t>
+              <w:rPr>
+                <w:rFonts w:ascii="Aptos" w:hAnsi="Aptos" w:eastAsia="Aptos"/>
+                <w:b w:val="0"/>
+                <w:i w:val="0"/>
+                <w:color w:val="000000"/>
+                <w:sz w:val="22"/>
+              </w:rPr>
+              <w:t xml:space="preserve">Gorenje ECS6B 1 </w:t>
             </w:r>
           </w:p>
         </w:tc>
@@ -3045,7 +5071,14 @@
               <w:jc w:val="left"/>
             </w:pPr>
             <w:r>
-              <w:t>2021</w:t>
+              <w:rPr>
+                <w:rFonts w:ascii="Aptos" w:hAnsi="Aptos" w:eastAsia="Aptos"/>
+                <w:b w:val="0"/>
+                <w:i w:val="0"/>
+                <w:color w:val="000000"/>
+                <w:sz w:val="22"/>
+              </w:rPr>
+              <w:t xml:space="preserve">2021 </w:t>
             </w:r>
           </w:p>
         </w:tc>
@@ -3068,7 +5101,14 @@
               <w:jc w:val="left"/>
             </w:pPr>
             <w:r>
-              <w:t>výborný</w:t>
+              <w:rPr>
+                <w:rFonts w:ascii="Aptos" w:hAnsi="Aptos" w:eastAsia="Aptos"/>
+                <w:b w:val="0"/>
+                <w:i w:val="0"/>
+                <w:color w:val="000000"/>
+                <w:sz w:val="22"/>
+              </w:rPr>
+              <w:t xml:space="preserve">výborný </w:t>
             </w:r>
           </w:p>
         </w:tc>
@@ -3096,7 +5136,14 @@
               <w:jc w:val="left"/>
             </w:pPr>
             <w:r>
-              <w:t>3 Vestavná trouba</w:t>
+              <w:rPr>
+                <w:rFonts w:ascii="Aptos" w:hAnsi="Aptos" w:eastAsia="Aptos"/>
+                <w:b w:val="0"/>
+                <w:i w:val="0"/>
+                <w:color w:val="000000"/>
+                <w:sz w:val="22"/>
+              </w:rPr>
+              <w:t xml:space="preserve">3 Vestavná trouba </w:t>
             </w:r>
           </w:p>
         </w:tc>
@@ -3124,7 +5171,14 @@
               <w:jc w:val="left"/>
             </w:pPr>
             <w:r>
-              <w:t>Gorenje BPS735 1</w:t>
+              <w:rPr>
+                <w:rFonts w:ascii="Aptos" w:hAnsi="Aptos" w:eastAsia="Aptos"/>
+                <w:b w:val="0"/>
+                <w:i w:val="0"/>
+                <w:color w:val="000000"/>
+                <w:sz w:val="22"/>
+              </w:rPr>
+              <w:t xml:space="preserve">Gorenje BPS735 1 </w:t>
             </w:r>
           </w:p>
         </w:tc>
@@ -3147,7 +5201,14 @@
               <w:jc w:val="left"/>
             </w:pPr>
             <w:r>
-              <w:t>2021</w:t>
+              <w:rPr>
+                <w:rFonts w:ascii="Aptos" w:hAnsi="Aptos" w:eastAsia="Aptos"/>
+                <w:b w:val="0"/>
+                <w:i w:val="0"/>
+                <w:color w:val="000000"/>
+                <w:sz w:val="22"/>
+              </w:rPr>
+              <w:t xml:space="preserve">2021 </w:t>
             </w:r>
           </w:p>
         </w:tc>
@@ -3170,7 +5231,14 @@
               <w:jc w:val="left"/>
             </w:pPr>
             <w:r>
-              <w:t>výborný</w:t>
+              <w:rPr>
+                <w:rFonts w:ascii="Aptos" w:hAnsi="Aptos" w:eastAsia="Aptos"/>
+                <w:b w:val="0"/>
+                <w:i w:val="0"/>
+                <w:color w:val="000000"/>
+                <w:sz w:val="22"/>
+              </w:rPr>
+              <w:t xml:space="preserve">výborný </w:t>
             </w:r>
           </w:p>
         </w:tc>
@@ -3198,7 +5266,14 @@
               <w:jc w:val="left"/>
             </w:pPr>
             <w:r>
-              <w:t>4 Lednice kombinovaná</w:t>
+              <w:rPr>
+                <w:rFonts w:ascii="Aptos" w:hAnsi="Aptos" w:eastAsia="Aptos"/>
+                <w:b w:val="0"/>
+                <w:i w:val="0"/>
+                <w:color w:val="000000"/>
+                <w:sz w:val="22"/>
+              </w:rPr>
+              <w:t xml:space="preserve">4 Lednice kombinovaná </w:t>
             </w:r>
           </w:p>
         </w:tc>
@@ -3221,7 +5296,14 @@
               <w:jc w:val="left"/>
             </w:pPr>
             <w:r>
-              <w:t>LG GBB72S</w:t>
+              <w:rPr>
+                <w:rFonts w:ascii="Aptos" w:hAnsi="Aptos" w:eastAsia="Aptos"/>
+                <w:b w:val="0"/>
+                <w:i w:val="0"/>
+                <w:color w:val="000000"/>
+                <w:sz w:val="22"/>
+              </w:rPr>
+              <w:t xml:space="preserve">LG GBB72S </w:t>
             </w:r>
           </w:p>
         </w:tc>
@@ -3244,7 +5326,14 @@
               <w:jc w:val="left"/>
             </w:pPr>
             <w:r>
-              <w:t>1</w:t>
+              <w:rPr>
+                <w:rFonts w:ascii="Aptos" w:hAnsi="Aptos" w:eastAsia="Aptos"/>
+                <w:b w:val="0"/>
+                <w:i w:val="0"/>
+                <w:color w:val="000000"/>
+                <w:sz w:val="22"/>
+              </w:rPr>
+              <w:t xml:space="preserve">1 </w:t>
             </w:r>
           </w:p>
         </w:tc>
@@ -3267,7 +5356,14 @@
               <w:jc w:val="left"/>
             </w:pPr>
             <w:r>
-              <w:t>2023</w:t>
+              <w:rPr>
+                <w:rFonts w:ascii="Aptos" w:hAnsi="Aptos" w:eastAsia="Aptos"/>
+                <w:b w:val="0"/>
+                <w:i w:val="0"/>
+                <w:color w:val="000000"/>
+                <w:sz w:val="22"/>
+              </w:rPr>
+              <w:t xml:space="preserve">2023 </w:t>
             </w:r>
           </w:p>
         </w:tc>
@@ -3290,7 +5386,14 @@
               <w:jc w:val="left"/>
             </w:pPr>
             <w:r>
-              <w:t>nový</w:t>
+              <w:rPr>
+                <w:rFonts w:ascii="Aptos" w:hAnsi="Aptos" w:eastAsia="Aptos"/>
+                <w:b w:val="0"/>
+                <w:i w:val="0"/>
+                <w:color w:val="000000"/>
+                <w:sz w:val="22"/>
+              </w:rPr>
+              <w:t xml:space="preserve">nový </w:t>
             </w:r>
           </w:p>
         </w:tc>
@@ -3318,7 +5421,14 @@
               <w:jc w:val="left"/>
             </w:pPr>
             <w:r>
-              <w:t>5 Myčka nádobí</w:t>
+              <w:rPr>
+                <w:rFonts w:ascii="Aptos" w:hAnsi="Aptos" w:eastAsia="Aptos"/>
+                <w:b w:val="0"/>
+                <w:i w:val="0"/>
+                <w:color w:val="000000"/>
+                <w:sz w:val="22"/>
+              </w:rPr>
+              <w:t xml:space="preserve">5 Myčka nádobí </w:t>
             </w:r>
           </w:p>
         </w:tc>
@@ -3341,7 +5451,14 @@
               <w:jc w:val="center"/>
             </w:pPr>
             <w:r>
-              <w:t>Bosch SMS4</w:t>
+              <w:rPr>
+                <w:rFonts w:ascii="Aptos" w:hAnsi="Aptos" w:eastAsia="Aptos"/>
+                <w:b w:val="0"/>
+                <w:i w:val="0"/>
+                <w:color w:val="000000"/>
+                <w:sz w:val="22"/>
+              </w:rPr>
+              <w:t xml:space="preserve">Bosch SMS4 </w:t>
             </w:r>
           </w:p>
         </w:tc>
@@ -3364,7 +5481,14 @@
               <w:jc w:val="left"/>
             </w:pPr>
             <w:r>
-              <w:t>1</w:t>
+              <w:rPr>
+                <w:rFonts w:ascii="Aptos" w:hAnsi="Aptos" w:eastAsia="Aptos"/>
+                <w:b w:val="0"/>
+                <w:i w:val="0"/>
+                <w:color w:val="000000"/>
+                <w:sz w:val="22"/>
+              </w:rPr>
+              <w:t xml:space="preserve">1 </w:t>
             </w:r>
           </w:p>
         </w:tc>
@@ -3387,7 +5511,14 @@
               <w:jc w:val="left"/>
             </w:pPr>
             <w:r>
-              <w:t>2022</w:t>
+              <w:rPr>
+                <w:rFonts w:ascii="Aptos" w:hAnsi="Aptos" w:eastAsia="Aptos"/>
+                <w:b w:val="0"/>
+                <w:i w:val="0"/>
+                <w:color w:val="000000"/>
+                <w:sz w:val="22"/>
+              </w:rPr>
+              <w:t xml:space="preserve">2022 </w:t>
             </w:r>
           </w:p>
         </w:tc>
@@ -3410,7 +5541,14 @@
               <w:jc w:val="left"/>
             </w:pPr>
             <w:r>
-              <w:t>výborný</w:t>
+              <w:rPr>
+                <w:rFonts w:ascii="Aptos" w:hAnsi="Aptos" w:eastAsia="Aptos"/>
+                <w:b w:val="0"/>
+                <w:i w:val="0"/>
+                <w:color w:val="000000"/>
+                <w:sz w:val="22"/>
+              </w:rPr>
+              <w:t xml:space="preserve">výborný </w:t>
             </w:r>
           </w:p>
         </w:tc>
@@ -3438,7 +5576,14 @@
               <w:jc w:val="left"/>
             </w:pPr>
             <w:r>
-              <w:t>6 Pračka 6 kg</w:t>
+              <w:rPr>
+                <w:rFonts w:ascii="Aptos" w:hAnsi="Aptos" w:eastAsia="Aptos"/>
+                <w:b w:val="0"/>
+                <w:i w:val="0"/>
+                <w:color w:val="000000"/>
+                <w:sz w:val="22"/>
+              </w:rPr>
+              <w:t xml:space="preserve">6 Pračka 6 kg </w:t>
             </w:r>
           </w:p>
         </w:tc>
@@ -3461,7 +5606,14 @@
               <w:jc w:val="center"/>
             </w:pPr>
             <w:r>
-              <w:t>AEG L6SE26</w:t>
+              <w:rPr>
+                <w:rFonts w:ascii="Aptos" w:hAnsi="Aptos" w:eastAsia="Aptos"/>
+                <w:b w:val="0"/>
+                <w:i w:val="0"/>
+                <w:color w:val="000000"/>
+                <w:sz w:val="22"/>
+              </w:rPr>
+              <w:t xml:space="preserve">AEG L6SE26 </w:t>
             </w:r>
           </w:p>
         </w:tc>
@@ -3484,7 +5636,14 @@
               <w:jc w:val="left"/>
             </w:pPr>
             <w:r>
-              <w:t>1</w:t>
+              <w:rPr>
+                <w:rFonts w:ascii="Aptos" w:hAnsi="Aptos" w:eastAsia="Aptos"/>
+                <w:b w:val="0"/>
+                <w:i w:val="0"/>
+                <w:color w:val="000000"/>
+                <w:sz w:val="22"/>
+              </w:rPr>
+              <w:t xml:space="preserve">1 </w:t>
             </w:r>
           </w:p>
         </w:tc>
@@ -3507,7 +5666,14 @@
               <w:jc w:val="left"/>
             </w:pPr>
             <w:r>
-              <w:t>2020</w:t>
+              <w:rPr>
+                <w:rFonts w:ascii="Aptos" w:hAnsi="Aptos" w:eastAsia="Aptos"/>
+                <w:b w:val="0"/>
+                <w:i w:val="0"/>
+                <w:color w:val="000000"/>
+                <w:sz w:val="22"/>
+              </w:rPr>
+              <w:t xml:space="preserve">2020 </w:t>
             </w:r>
           </w:p>
         </w:tc>
@@ -3530,7 +5696,14 @@
               <w:jc w:val="left"/>
             </w:pPr>
             <w:r>
-              <w:t>dobrý</w:t>
+              <w:rPr>
+                <w:rFonts w:ascii="Aptos" w:hAnsi="Aptos" w:eastAsia="Aptos"/>
+                <w:b w:val="0"/>
+                <w:i w:val="0"/>
+                <w:color w:val="000000"/>
+                <w:sz w:val="22"/>
+              </w:rPr>
+              <w:t xml:space="preserve">dobrý </w:t>
             </w:r>
           </w:p>
         </w:tc>
@@ -3558,7 +5731,14 @@
               <w:jc w:val="left"/>
             </w:pPr>
             <w:r>
-              <w:t>7 Rozkládací pohovka</w:t>
+              <w:rPr>
+                <w:rFonts w:ascii="Aptos" w:hAnsi="Aptos" w:eastAsia="Aptos"/>
+                <w:b w:val="0"/>
+                <w:i w:val="0"/>
+                <w:color w:val="000000"/>
+                <w:sz w:val="22"/>
+              </w:rPr>
+              <w:t xml:space="preserve">7 Rozkládací pohovka </w:t>
             </w:r>
           </w:p>
         </w:tc>
@@ -3580,7 +5760,16 @@
               <w:ind w:left="284" w:right="0" w:firstLine="0"/>
               <w:jc w:val="left"/>
             </w:pPr>
-            <w:r/>
+            <w:r>
+              <w:rPr>
+                <w:rFonts w:ascii="Aptos" w:hAnsi="Aptos" w:eastAsia="Aptos"/>
+                <w:b w:val="0"/>
+                <w:i w:val="0"/>
+                <w:color w:val="000000"/>
+                <w:sz w:val="22"/>
+              </w:rPr>
+              <w:t xml:space="preserve">Jena Dominik </w:t>
+            </w:r>
           </w:p>
         </w:tc>
         <w:tc>
@@ -3602,7 +5791,14 @@
               <w:jc w:val="left"/>
             </w:pPr>
             <w:r>
-              <w:t>1</w:t>
+              <w:rPr>
+                <w:rFonts w:ascii="Aptos" w:hAnsi="Aptos" w:eastAsia="Aptos"/>
+                <w:b w:val="0"/>
+                <w:i w:val="0"/>
+                <w:color w:val="000000"/>
+                <w:sz w:val="22"/>
+              </w:rPr>
+              <w:t xml:space="preserve">1 </w:t>
             </w:r>
           </w:p>
         </w:tc>
@@ -3625,7 +5821,14 @@
               <w:jc w:val="left"/>
             </w:pPr>
             <w:r>
-              <w:t>2022</w:t>
+              <w:rPr>
+                <w:rFonts w:ascii="Aptos" w:hAnsi="Aptos" w:eastAsia="Aptos"/>
+                <w:b w:val="0"/>
+                <w:i w:val="0"/>
+                <w:color w:val="000000"/>
+                <w:sz w:val="22"/>
+              </w:rPr>
+              <w:t xml:space="preserve">2022 </w:t>
             </w:r>
           </w:p>
         </w:tc>
@@ -3648,7 +5851,14 @@
               <w:jc w:val="left"/>
             </w:pPr>
             <w:r>
-              <w:t>dobrý</w:t>
+              <w:rPr>
+                <w:rFonts w:ascii="Aptos" w:hAnsi="Aptos" w:eastAsia="Aptos"/>
+                <w:b w:val="0"/>
+                <w:i w:val="0"/>
+                <w:color w:val="000000"/>
+                <w:sz w:val="22"/>
+              </w:rPr>
+              <w:t xml:space="preserve">dobrý </w:t>
             </w:r>
           </w:p>
         </w:tc>
@@ -3676,7 +5886,14 @@
               <w:jc w:val="left"/>
             </w:pPr>
             <w:r>
-              <w:t>8 Konferenční stolek</w:t>
+              <w:rPr>
+                <w:rFonts w:ascii="Aptos" w:hAnsi="Aptos" w:eastAsia="Aptos"/>
+                <w:b w:val="0"/>
+                <w:i w:val="0"/>
+                <w:color w:val="000000"/>
+                <w:sz w:val="22"/>
+              </w:rPr>
+              <w:t xml:space="preserve">8 Konferenční stolek </w:t>
             </w:r>
           </w:p>
         </w:tc>
@@ -3699,7 +5916,14 @@
               <w:jc w:val="center"/>
             </w:pPr>
             <w:r>
-              <w:t>Möbelix Rio</w:t>
+              <w:rPr>
+                <w:rFonts w:ascii="Aptos" w:hAnsi="Aptos" w:eastAsia="Aptos"/>
+                <w:b w:val="0"/>
+                <w:i w:val="0"/>
+                <w:color w:val="000000"/>
+                <w:sz w:val="22"/>
+              </w:rPr>
+              <w:t xml:space="preserve">Möbelix Rio </w:t>
             </w:r>
           </w:p>
         </w:tc>
@@ -3722,7 +5946,14 @@
               <w:jc w:val="left"/>
             </w:pPr>
             <w:r>
-              <w:t>1</w:t>
+              <w:rPr>
+                <w:rFonts w:ascii="Aptos" w:hAnsi="Aptos" w:eastAsia="Aptos"/>
+                <w:b w:val="0"/>
+                <w:i w:val="0"/>
+                <w:color w:val="000000"/>
+                <w:sz w:val="22"/>
+              </w:rPr>
+              <w:t xml:space="preserve">1 </w:t>
             </w:r>
           </w:p>
         </w:tc>
@@ -3745,7 +5976,14 @@
               <w:jc w:val="left"/>
             </w:pPr>
             <w:r>
-              <w:t>2020</w:t>
+              <w:rPr>
+                <w:rFonts w:ascii="Aptos" w:hAnsi="Aptos" w:eastAsia="Aptos"/>
+                <w:b w:val="0"/>
+                <w:i w:val="0"/>
+                <w:color w:val="000000"/>
+                <w:sz w:val="22"/>
+              </w:rPr>
+              <w:t xml:space="preserve">2020 </w:t>
             </w:r>
           </w:p>
         </w:tc>
@@ -3768,7 +6006,14 @@
               <w:jc w:val="left"/>
             </w:pPr>
             <w:r>
-              <w:t>dobrý</w:t>
+              <w:rPr>
+                <w:rFonts w:ascii="Aptos" w:hAnsi="Aptos" w:eastAsia="Aptos"/>
+                <w:b w:val="0"/>
+                <w:i w:val="0"/>
+                <w:color w:val="000000"/>
+                <w:sz w:val="22"/>
+              </w:rPr>
+              <w:t xml:space="preserve">dobrý </w:t>
             </w:r>
           </w:p>
         </w:tc>
@@ -3801,7 +6046,14 @@
               <w:jc w:val="left"/>
             </w:pPr>
             <w:r>
-              <w:t>9 Jídelní stůl + 4 židle</w:t>
+              <w:rPr>
+                <w:rFonts w:ascii="Aptos" w:hAnsi="Aptos" w:eastAsia="Aptos"/>
+                <w:b w:val="0"/>
+                <w:i w:val="0"/>
+                <w:color w:val="000000"/>
+                <w:sz w:val="22"/>
+              </w:rPr>
+              <w:t xml:space="preserve">9 Jídelní stůl + 4 židle </w:t>
             </w:r>
           </w:p>
         </w:tc>
@@ -3829,7 +6081,14 @@
               <w:jc w:val="left"/>
             </w:pPr>
             <w:r>
-              <w:t>Sconto Bolton</w:t>
+              <w:rPr>
+                <w:rFonts w:ascii="Aptos" w:hAnsi="Aptos" w:eastAsia="Aptos"/>
+                <w:b w:val="0"/>
+                <w:i w:val="0"/>
+                <w:color w:val="000000"/>
+                <w:sz w:val="22"/>
+              </w:rPr>
+              <w:t xml:space="preserve">Sconto Bolton </w:t>
             </w:r>
           </w:p>
         </w:tc>
@@ -3866,7 +6125,14 @@
               <w:jc w:val="left"/>
             </w:pPr>
             <w:r>
-              <w:t>souprava 2019</w:t>
+              <w:rPr>
+                <w:rFonts w:ascii="Aptos" w:hAnsi="Aptos" w:eastAsia="Aptos"/>
+                <w:b w:val="0"/>
+                <w:i w:val="0"/>
+                <w:color w:val="000000"/>
+                <w:sz w:val="22"/>
+              </w:rPr>
+              <w:t xml:space="preserve">souprava 2019 </w:t>
             </w:r>
           </w:p>
         </w:tc>
@@ -3889,7 +6155,14 @@
               <w:jc w:val="left"/>
             </w:pPr>
             <w:r>
-              <w:t>drobné</w:t>
+              <w:rPr>
+                <w:rFonts w:ascii="Aptos" w:hAnsi="Aptos" w:eastAsia="Aptos"/>
+                <w:b w:val="0"/>
+                <w:i w:val="0"/>
+                <w:color w:val="000000"/>
+                <w:sz w:val="22"/>
+              </w:rPr>
+              <w:t xml:space="preserve">drobné </w:t>
             </w:r>
           </w:p>
         </w:tc>
@@ -3942,7 +6215,14 @@
               <w:jc w:val="left"/>
             </w:pPr>
             <w:r>
-              <w:t>oděrky</w:t>
+              <w:rPr>
+                <w:rFonts w:ascii="Aptos" w:hAnsi="Aptos" w:eastAsia="Aptos"/>
+                <w:b w:val="0"/>
+                <w:i w:val="0"/>
+                <w:color w:val="000000"/>
+                <w:sz w:val="22"/>
+              </w:rPr>
+              <w:t xml:space="preserve">oděrky </w:t>
             </w:r>
           </w:p>
         </w:tc>
@@ -3970,7 +6250,14 @@
               <w:jc w:val="left"/>
             </w:pPr>
             <w:r>
-              <w:t>10 Postel 160 × 200 cm</w:t>
+              <w:rPr>
+                <w:rFonts w:ascii="Aptos" w:hAnsi="Aptos" w:eastAsia="Aptos"/>
+                <w:b w:val="0"/>
+                <w:i w:val="0"/>
+                <w:color w:val="000000"/>
+                <w:sz w:val="22"/>
+              </w:rPr>
+              <w:t xml:space="preserve">10 Postel 160 × 200 cm </w:t>
             </w:r>
           </w:p>
         </w:tc>
@@ -3993,7 +6280,14 @@
               <w:jc w:val="left"/>
             </w:pPr>
             <w:r>
-              <w:t>IKEA MALM</w:t>
+              <w:rPr>
+                <w:rFonts w:ascii="Aptos" w:hAnsi="Aptos" w:eastAsia="Aptos"/>
+                <w:b w:val="0"/>
+                <w:i w:val="0"/>
+                <w:color w:val="000000"/>
+                <w:sz w:val="22"/>
+              </w:rPr>
+              <w:t xml:space="preserve">IKEA MALM </w:t>
             </w:r>
           </w:p>
         </w:tc>
@@ -4016,7 +6310,14 @@
               <w:jc w:val="left"/>
             </w:pPr>
             <w:r>
-              <w:t>1</w:t>
+              <w:rPr>
+                <w:rFonts w:ascii="Aptos" w:hAnsi="Aptos" w:eastAsia="Aptos"/>
+                <w:b w:val="0"/>
+                <w:i w:val="0"/>
+                <w:color w:val="000000"/>
+                <w:sz w:val="22"/>
+              </w:rPr>
+              <w:t xml:space="preserve">1 </w:t>
             </w:r>
           </w:p>
         </w:tc>
@@ -4039,7 +6340,14 @@
               <w:jc w:val="left"/>
             </w:pPr>
             <w:r>
-              <w:t>2019</w:t>
+              <w:rPr>
+                <w:rFonts w:ascii="Aptos" w:hAnsi="Aptos" w:eastAsia="Aptos"/>
+                <w:b w:val="0"/>
+                <w:i w:val="0"/>
+                <w:color w:val="000000"/>
+                <w:sz w:val="22"/>
+              </w:rPr>
+              <w:t xml:space="preserve">2019 </w:t>
             </w:r>
           </w:p>
         </w:tc>
@@ -4062,7 +6370,14 @@
               <w:jc w:val="left"/>
             </w:pPr>
             <w:r>
-              <w:t>dobrý</w:t>
+              <w:rPr>
+                <w:rFonts w:ascii="Aptos" w:hAnsi="Aptos" w:eastAsia="Aptos"/>
+                <w:b w:val="0"/>
+                <w:i w:val="0"/>
+                <w:color w:val="000000"/>
+                <w:sz w:val="22"/>
+              </w:rPr>
+              <w:t xml:space="preserve">dobrý </w:t>
             </w:r>
           </w:p>
         </w:tc>
@@ -4090,7 +6405,14 @@
               <w:jc w:val="left"/>
             </w:pPr>
             <w:r>
-              <w:t>… …</w:t>
+              <w:rPr>
+                <w:rFonts w:ascii="Aptos" w:hAnsi="Aptos" w:eastAsia="Aptos"/>
+                <w:b w:val="0"/>
+                <w:i w:val="0"/>
+                <w:color w:val="000000"/>
+                <w:sz w:val="22"/>
+              </w:rPr>
+              <w:t xml:space="preserve">… … </w:t>
             </w:r>
           </w:p>
         </w:tc>
@@ -4113,7 +6435,14 @@
               <w:jc w:val="left"/>
             </w:pPr>
             <w:r>
-              <w:t>…</w:t>
+              <w:rPr>
+                <w:rFonts w:ascii="Aptos" w:hAnsi="Aptos" w:eastAsia="Aptos"/>
+                <w:b w:val="0"/>
+                <w:i w:val="0"/>
+                <w:color w:val="000000"/>
+                <w:sz w:val="22"/>
+              </w:rPr>
+              <w:t xml:space="preserve">… </w:t>
             </w:r>
           </w:p>
         </w:tc>
@@ -4136,7 +6465,14 @@
               <w:jc w:val="left"/>
             </w:pPr>
             <w:r>
-              <w:t>…</w:t>
+              <w:rPr>
+                <w:rFonts w:ascii="Aptos" w:hAnsi="Aptos" w:eastAsia="Aptos"/>
+                <w:b w:val="0"/>
+                <w:i w:val="0"/>
+                <w:color w:val="000000"/>
+                <w:sz w:val="22"/>
+              </w:rPr>
+              <w:t xml:space="preserve">… </w:t>
             </w:r>
           </w:p>
         </w:tc>
@@ -4159,7 +6495,14 @@
               <w:jc w:val="left"/>
             </w:pPr>
             <w:r>
-              <w:t>…</w:t>
+              <w:rPr>
+                <w:rFonts w:ascii="Aptos" w:hAnsi="Aptos" w:eastAsia="Aptos"/>
+                <w:b w:val="0"/>
+                <w:i w:val="0"/>
+                <w:color w:val="000000"/>
+                <w:sz w:val="22"/>
+              </w:rPr>
+              <w:t xml:space="preserve">… </w:t>
             </w:r>
           </w:p>
         </w:tc>
@@ -4182,7 +6525,14 @@
               <w:jc w:val="left"/>
             </w:pPr>
             <w:r>
-              <w:t>…</w:t>
+              <w:rPr>
+                <w:rFonts w:ascii="Aptos" w:hAnsi="Aptos" w:eastAsia="Aptos"/>
+                <w:b w:val="0"/>
+                <w:i w:val="0"/>
+                <w:color w:val="000000"/>
+                <w:sz w:val="22"/>
+              </w:rPr>
+              <w:t xml:space="preserve">… </w:t>
             </w:r>
           </w:p>
         </w:tc>
@@ -4228,7 +6578,34 @@
         <w:jc w:val="left"/>
       </w:pPr>
       <w:r>
-        <w:t>Tento dokument je čistě ilustrativní („fejkový“) a není určen k reálnému právnímu úkonu. Chcete-li smlouvu použít, nahraďte prosím osobní údaje, částky a parametry nemovitosti skutečnými hodnotami a nechte si ji zkontrolovat právníkem.</w:t>
+        <w:rPr>
+          <w:rFonts w:ascii="Aptos" w:hAnsi="Aptos" w:eastAsia="Aptos"/>
+          <w:b/>
+          <w:i w:val="0"/>
+          <w:color w:val="000000"/>
+          <w:sz w:val="22"/>
+        </w:rPr>
+        <w:t xml:space="preserve">Tento dokument je čistě ilustrativní („fejkový“) a není určen k reálnému právnímu úkonu. </w:t>
+      </w:r>
+      <w:r>
+        <w:rPr>
+          <w:rFonts w:ascii="Aptos" w:hAnsi="Aptos" w:eastAsia="Aptos"/>
+          <w:b w:val="0"/>
+          <w:i w:val="0"/>
+          <w:color w:val="000000"/>
+          <w:sz w:val="22"/>
+        </w:rPr>
+        <w:t xml:space="preserve">Chcete-li smlouvu použít, nahraďte prosím osobní údaje, částky a parametry nemovitosti </w:t>
+      </w:r>
+      <w:r>
+        <w:rPr>
+          <w:rFonts w:ascii="Aptos" w:hAnsi="Aptos" w:eastAsia="Aptos"/>
+          <w:b w:val="0"/>
+          <w:i w:val="0"/>
+          <w:color w:val="000000"/>
+          <w:sz w:val="22"/>
+        </w:rPr>
+        <w:t xml:space="preserve">skutečnými hodnotami a nechte si ji zkontrolovat právníkem. </w:t>
       </w:r>
     </w:p>
     <w:sectPr>
@@ -4239,6 +6616,66 @@
     </w:sectPr>
   </w:body>
 </w:document>
+</file>
+
+<file path=word/footer1.xml><?xml version="1.0" encoding="utf-8"?>
+<w:ftr xmlns:m="http://schemas.openxmlformats.org/officeDocument/2006/math" xmlns:mc="http://schemas.openxmlformats.org/markup-compatibility/2006" xmlns:mo="http://schemas.microsoft.com/office/mac/office/2008/main" xmlns:mv="urn:schemas-microsoft-com:mac:vml" xmlns:o="urn:schemas-microsoft-com:office:office" xmlns:r="http://schemas.openxmlformats.org/officeDocument/2006/relationships" xmlns:v="urn:schemas-microsoft-com:vml" xmlns:w10="urn:schemas-microsoft-com:office:word" xmlns:w14="http://schemas.microsoft.com/office/word/2010/wordml" xmlns:w="http://schemas.openxmlformats.org/wordprocessingml/2006/main" xmlns:wne="http://schemas.microsoft.com/office/word/2006/wordml" xmlns:wp14="http://schemas.microsoft.com/office/word/2010/wordprocessingDrawing" xmlns:wp="http://schemas.openxmlformats.org/drawingml/2006/wordprocessingDrawing" xmlns:wpc="http://schemas.microsoft.com/office/word/2010/wordprocessingCanvas" xmlns:wpg="http://schemas.microsoft.com/office/word/2010/wordprocessingGroup" xmlns:wpi="http://schemas.microsoft.com/office/word/2010/wordprocessingInk" xmlns:wps="http://schemas.microsoft.com/office/word/2010/wordprocessingShape" mc:Ignorable="w14 wp14">
+  <w:p>
+    <w:pPr>
+      <w:pStyle w:val="Footer"/>
+    </w:pPr>
+  </w:p>
+</w:ftr>
+</file>
+
+<file path=word/footer2.xml><?xml version="1.0" encoding="utf-8"?>
+<w:ftr xmlns:m="http://schemas.openxmlformats.org/officeDocument/2006/math" xmlns:mc="http://schemas.openxmlformats.org/markup-compatibility/2006" xmlns:mo="http://schemas.microsoft.com/office/mac/office/2008/main" xmlns:mv="urn:schemas-microsoft-com:mac:vml" xmlns:o="urn:schemas-microsoft-com:office:office" xmlns:r="http://schemas.openxmlformats.org/officeDocument/2006/relationships" xmlns:v="urn:schemas-microsoft-com:vml" xmlns:w10="urn:schemas-microsoft-com:office:word" xmlns:w14="http://schemas.microsoft.com/office/word/2010/wordml" xmlns:w="http://schemas.openxmlformats.org/wordprocessingml/2006/main" xmlns:wne="http://schemas.microsoft.com/office/word/2006/wordml" xmlns:wp14="http://schemas.microsoft.com/office/word/2010/wordprocessingDrawing" xmlns:wp="http://schemas.openxmlformats.org/drawingml/2006/wordprocessingDrawing" xmlns:wpc="http://schemas.microsoft.com/office/word/2010/wordprocessingCanvas" xmlns:wpg="http://schemas.microsoft.com/office/word/2010/wordprocessingGroup" xmlns:wpi="http://schemas.microsoft.com/office/word/2010/wordprocessingInk" xmlns:wps="http://schemas.microsoft.com/office/word/2010/wordprocessingShape" mc:Ignorable="w14 wp14">
+  <w:p>
+    <w:pPr>
+      <w:pStyle w:val="Footer"/>
+    </w:pPr>
+  </w:p>
+</w:ftr>
+</file>
+
+<file path=word/footer3.xml><?xml version="1.0" encoding="utf-8"?>
+<w:ftr xmlns:m="http://schemas.openxmlformats.org/officeDocument/2006/math" xmlns:mc="http://schemas.openxmlformats.org/markup-compatibility/2006" xmlns:mo="http://schemas.microsoft.com/office/mac/office/2008/main" xmlns:mv="urn:schemas-microsoft-com:mac:vml" xmlns:o="urn:schemas-microsoft-com:office:office" xmlns:r="http://schemas.openxmlformats.org/officeDocument/2006/relationships" xmlns:v="urn:schemas-microsoft-com:vml" xmlns:w10="urn:schemas-microsoft-com:office:word" xmlns:w14="http://schemas.microsoft.com/office/word/2010/wordml" xmlns:w="http://schemas.openxmlformats.org/wordprocessingml/2006/main" xmlns:wne="http://schemas.microsoft.com/office/word/2006/wordml" xmlns:wp14="http://schemas.microsoft.com/office/word/2010/wordprocessingDrawing" xmlns:wp="http://schemas.openxmlformats.org/drawingml/2006/wordprocessingDrawing" xmlns:wpc="http://schemas.microsoft.com/office/word/2010/wordprocessingCanvas" xmlns:wpg="http://schemas.microsoft.com/office/word/2010/wordprocessingGroup" xmlns:wpi="http://schemas.microsoft.com/office/word/2010/wordprocessingInk" xmlns:wps="http://schemas.microsoft.com/office/word/2010/wordprocessingShape" mc:Ignorable="w14 wp14">
+  <w:p>
+    <w:pPr>
+      <w:pStyle w:val="Footer"/>
+    </w:pPr>
+  </w:p>
+</w:ftr>
+</file>
+
+<file path=word/header1.xml><?xml version="1.0" encoding="utf-8"?>
+<w:hdr xmlns:m="http://schemas.openxmlformats.org/officeDocument/2006/math" xmlns:mc="http://schemas.openxmlformats.org/markup-compatibility/2006" xmlns:mo="http://schemas.microsoft.com/office/mac/office/2008/main" xmlns:mv="urn:schemas-microsoft-com:mac:vml" xmlns:o="urn:schemas-microsoft-com:office:office" xmlns:r="http://schemas.openxmlformats.org/officeDocument/2006/relationships" xmlns:v="urn:schemas-microsoft-com:vml" xmlns:w10="urn:schemas-microsoft-com:office:word" xmlns:w14="http://schemas.microsoft.com/office/word/2010/wordml" xmlns:w="http://schemas.openxmlformats.org/wordprocessingml/2006/main" xmlns:wne="http://schemas.microsoft.com/office/word/2006/wordml" xmlns:wp14="http://schemas.microsoft.com/office/word/2010/wordprocessingDrawing" xmlns:wp="http://schemas.openxmlformats.org/drawingml/2006/wordprocessingDrawing" xmlns:wpc="http://schemas.microsoft.com/office/word/2010/wordprocessingCanvas" xmlns:wpg="http://schemas.microsoft.com/office/word/2010/wordprocessingGroup" xmlns:wpi="http://schemas.microsoft.com/office/word/2010/wordprocessingInk" xmlns:wps="http://schemas.microsoft.com/office/word/2010/wordprocessingShape" mc:Ignorable="w14 wp14">
+  <w:p>
+    <w:pPr>
+      <w:pStyle w:val="Header"/>
+    </w:pPr>
+  </w:p>
+</w:hdr>
+</file>
+
+<file path=word/header2.xml><?xml version="1.0" encoding="utf-8"?>
+<w:hdr xmlns:m="http://schemas.openxmlformats.org/officeDocument/2006/math" xmlns:mc="http://schemas.openxmlformats.org/markup-compatibility/2006" xmlns:mo="http://schemas.microsoft.com/office/mac/office/2008/main" xmlns:mv="urn:schemas-microsoft-com:mac:vml" xmlns:o="urn:schemas-microsoft-com:office:office" xmlns:r="http://schemas.openxmlformats.org/officeDocument/2006/relationships" xmlns:v="urn:schemas-microsoft-com:vml" xmlns:w10="urn:schemas-microsoft-com:office:word" xmlns:w14="http://schemas.microsoft.com/office/word/2010/wordml" xmlns:w="http://schemas.openxmlformats.org/wordprocessingml/2006/main" xmlns:wne="http://schemas.microsoft.com/office/word/2006/wordml" xmlns:wp14="http://schemas.microsoft.com/office/word/2010/wordprocessingDrawing" xmlns:wp="http://schemas.openxmlformats.org/drawingml/2006/wordprocessingDrawing" xmlns:wpc="http://schemas.microsoft.com/office/word/2010/wordprocessingCanvas" xmlns:wpg="http://schemas.microsoft.com/office/word/2010/wordprocessingGroup" xmlns:wpi="http://schemas.microsoft.com/office/word/2010/wordprocessingInk" xmlns:wps="http://schemas.microsoft.com/office/word/2010/wordprocessingShape" mc:Ignorable="w14 wp14">
+  <w:p>
+    <w:pPr>
+      <w:pStyle w:val="Header"/>
+    </w:pPr>
+  </w:p>
+</w:hdr>
+</file>
+
+<file path=word/header3.xml><?xml version="1.0" encoding="utf-8"?>
+<w:hdr xmlns:m="http://schemas.openxmlformats.org/officeDocument/2006/math" xmlns:mc="http://schemas.openxmlformats.org/markup-compatibility/2006" xmlns:mo="http://schemas.microsoft.com/office/mac/office/2008/main" xmlns:mv="urn:schemas-microsoft-com:mac:vml" xmlns:o="urn:schemas-microsoft-com:office:office" xmlns:r="http://schemas.openxmlformats.org/officeDocument/2006/relationships" xmlns:v="urn:schemas-microsoft-com:vml" xmlns:w10="urn:schemas-microsoft-com:office:word" xmlns:w14="http://schemas.microsoft.com/office/word/2010/wordml" xmlns:w="http://schemas.openxmlformats.org/wordprocessingml/2006/main" xmlns:wne="http://schemas.microsoft.com/office/word/2006/wordml" xmlns:wp14="http://schemas.microsoft.com/office/word/2010/wordprocessingDrawing" xmlns:wp="http://schemas.openxmlformats.org/drawingml/2006/wordprocessingDrawing" xmlns:wpc="http://schemas.microsoft.com/office/word/2010/wordprocessingCanvas" xmlns:wpg="http://schemas.microsoft.com/office/word/2010/wordprocessingGroup" xmlns:wpi="http://schemas.microsoft.com/office/word/2010/wordprocessingInk" xmlns:wps="http://schemas.microsoft.com/office/word/2010/wordprocessingShape" mc:Ignorable="w14 wp14">
+  <w:p>
+    <w:pPr>
+      <w:pStyle w:val="Header"/>
+    </w:pPr>
+  </w:p>
+</w:hdr>
 </file>
 
 <file path=word/numbering.xml><?xml version="1.0" encoding="utf-8"?>
